--- a/docs/manual/viewer_manual.docx
+++ b/docs/manual/viewer_manual.docx
@@ -7,7 +7,7 @@
         <w:pStyle w:val="Title"/>
       </w:pPr>
       <w:r>
-        <w:t xml:space="preserve">SOMA Small/Large 뷰어 사용 매뉴얼</w:t>
+        <w:t xml:space="preserve">SOMA Small/Large Viewer — User Manual</w:t>
       </w:r>
     </w:p>
     <w:p>
@@ -15,7 +15,7 @@
         <w:pStyle w:val="Subtitle"/>
       </w:pPr>
       <w:r>
-        <w:t xml:space="preserve">인터랙티브 SMPL 인체 + IMU 뷰어 · 내부 전용(INTERNAL ONLY)</w:t>
+        <w:t xml:space="preserve">Interactive SMPL body + IMU viewer · INTERNAL ONLY</w:t>
       </w:r>
     </w:p>
     <w:p>
@@ -39,7 +39,7 @@
             <w:pStyle w:val="TOCHeading"/>
           </w:pPr>
           <w:r>
-            <w:t xml:space="preserve">목차</w:t>
+            <w:t xml:space="preserve">Table of contents</w:t>
           </w:r>
         </w:p>
         <w:p>
@@ -52,13 +52,13 @@
         </w:p>
       </w:sdtContent>
     </w:sdt>
-    <w:bookmarkStart w:id="913" w:name="개요"/>
+    <w:bookmarkStart w:id="913" w:name="overview"/>
     <w:p>
       <w:pPr>
         <w:pStyle w:val="Heading1"/>
       </w:pPr>
       <w:r>
-        <w:t xml:space="preserve">1. 개요</w:t>
+        <w:t xml:space="preserve">1. Overview</w:t>
       </w:r>
     </w:p>
     <w:p>
@@ -67,7 +67,7 @@
         <w:ind w:firstLine="360"/>
       </w:pPr>
       <w:r>
-        <w:t xml:space="preserve">이 뷰어는 PRISM 모션캡처의</w:t>
+        <w:t xml:space="preserve">This viewer shows, interactively inside Blender, the subject’s</w:t>
       </w:r>
       <w:r>
         <w:t xml:space="preserve"> </w:t>
@@ -77,13 +77,13 @@
           <w:b/>
           <w:bCs/>
         </w:rPr>
-        <w:t xml:space="preserve">small / large / anthro</w:t>
-      </w:r>
-      <w:r>
-        <w:t xml:space="preserve"> </w:t>
-      </w:r>
-      <w:r>
-        <w:t xml:space="preserve">참조 데이터로 재구성한 피험자의</w:t>
+        <w:t xml:space="preserve">real-shape SMPL body mesh</w:t>
+      </w:r>
+      <w:r>
+        <w:t xml:space="preserve"> </w:t>
+      </w:r>
+      <w:r>
+        <w:t xml:space="preserve">and the</w:t>
       </w:r>
       <w:r>
         <w:t xml:space="preserve"> </w:t>
@@ -93,10 +93,10 @@
           <w:b/>
           <w:bCs/>
         </w:rPr>
-        <w:t xml:space="preserve">실제 체형 SMPL 인체 메시</w:t>
-      </w:r>
-      <w:r>
-        <w:t xml:space="preserve">와</w:t>
+        <w:t xml:space="preserve">RGB sensor axes at the 8 IMU locations</w:t>
+      </w:r>
+      <w:r>
+        <w:t xml:space="preserve">, reconstructed from the PRISM</w:t>
       </w:r>
       <w:r>
         <w:t xml:space="preserve"> </w:t>
@@ -106,16 +106,13 @@
           <w:b/>
           <w:bCs/>
         </w:rPr>
-        <w:t xml:space="preserve">8개 IMU 위치의 RGB 센서 축</w:t>
-      </w:r>
-      <w:r>
-        <w:t xml:space="preserve">을 Blender 안에서 인터랙티브하게</w:t>
-      </w:r>
-      <w:r>
-        <w:t xml:space="preserve"> </w:t>
-      </w:r>
-      <w:r>
-        <w:t xml:space="preserve">보여준다. 영상(mp4)이 아니라</w:t>
+        <w:t xml:space="preserve">small / large / anthro</w:t>
+      </w:r>
+      <w:r>
+        <w:t xml:space="preserve"> </w:t>
+      </w:r>
+      <w:r>
+        <w:t xml:space="preserve">reference data. It is not a video (mp4) but a 3D scene you can</w:t>
       </w:r>
       <w:r>
         <w:t xml:space="preserve"> </w:t>
@@ -125,16 +122,16 @@
           <w:b/>
           <w:bCs/>
         </w:rPr>
-        <w:t xml:space="preserve">돌려보고 재생·스크럽</w:t>
-      </w:r>
-      <w:r>
-        <w:t xml:space="preserve">할 수 있는 3D 장면이며, 여기에 두 가지</w:t>
-      </w:r>
-      <w:r>
-        <w:t xml:space="preserve"> </w:t>
-      </w:r>
-      <w:r>
-        <w:t xml:space="preserve">분석 기능(데이터 run 전환, IMU별 신호 라이브 플롯)이 얹혀 있다.</w:t>
+        <w:t xml:space="preserve">orbit, play, and scrub</w:t>
+      </w:r>
+      <w:r>
+        <w:t xml:space="preserve">, with two analysis features on top (dataset-run switching and per-IMU</w:t>
+      </w:r>
+      <w:r>
+        <w:t xml:space="preserve"> </w:t>
+      </w:r>
+      <w:r>
+        <w:t xml:space="preserve">live signal plots).</w:t>
       </w:r>
     </w:p>
     <w:p>
@@ -147,7 +144,7 @@
           <wp:inline>
             <wp:extent cx="1519707" cy="2485622"/>
             <wp:effectExtent b="0" l="0" r="0" t="0"/>
-            <wp:docPr descr="뷰어 화면 — 피험자 SMPL 인체 + 8개 IMU RGB 축(X=빨강, Y=초록, Z=파랑)." title="" id="911" name="Picture"/>
+            <wp:docPr descr="The viewer — subject SMPL body + the 8 IMU RGB axes (X=red, Y=green, Z=blue)." title="" id="911" name="Picture"/>
             <a:graphic>
               <a:graphicData uri="http://schemas.openxmlformats.org/drawingml/2006/picture">
                 <pic:pic>
@@ -191,7 +188,7 @@
         <w:jc w:val="center"/>
       </w:pPr>
       <w:r>
-        <w:t xml:space="preserve">뷰어 화면 — 피험자 SMPL 인체 + 8개 IMU RGB 축(X=빨강, Y=초록, Z=파랑).</w:t>
+        <w:t xml:space="preserve">The viewer — subject SMPL body + the 8 IMU RGB axes (X=red, Y=green, Z=blue).</w:t>
       </w:r>
     </w:p>
     <w:p>
@@ -207,10 +204,10 @@
           <w:b/>
           <w:bCs/>
         </w:rPr>
-        <w:t xml:space="preserve">체형</w:t>
-      </w:r>
-      <w:r>
-        <w:t xml:space="preserve">: 피험자 실제 SMPL betas로 만든 정확한 메시.</w:t>
+        <w:t xml:space="preserve">Shape</w:t>
+      </w:r>
+      <w:r>
+        <w:t xml:space="preserve">: an exact mesh built from the subject’s own SMPL betas.</w:t>
       </w:r>
     </w:p>
     <w:p>
@@ -226,10 +223,13 @@
           <w:b/>
           <w:bCs/>
         </w:rPr>
-        <w:t xml:space="preserve">IMU 8곳</w:t>
-      </w:r>
-      <w:r>
-        <w:t xml:space="preserve">(센서 코드):</w:t>
+        <w:t xml:space="preserve">8 IMU sites</w:t>
+      </w:r>
+      <w:r>
+        <w:t xml:space="preserve"> </w:t>
+      </w:r>
+      <w:r>
+        <w:t xml:space="preserve">(sensor codes):</w:t>
       </w:r>
       <w:r>
         <w:t xml:space="preserve"> </w:t>
@@ -241,7 +241,10 @@
         <w:t xml:space="preserve">back_T4</w:t>
       </w:r>
       <w:r>
-        <w:t xml:space="preserve">(등·상부 흉추) ·</w:t>
+        <w:t xml:space="preserve"> </w:t>
+      </w:r>
+      <w:r>
+        <w:t xml:space="preserve">(upper thoracic back) ·</w:t>
       </w:r>
       <w:r>
         <w:t xml:space="preserve"> </w:t>
@@ -253,7 +256,10 @@
         <w:t xml:space="preserve">occiput</w:t>
       </w:r>
       <w:r>
-        <w:t xml:space="preserve">(후두부) ·</w:t>
+        <w:t xml:space="preserve"> </w:t>
+      </w:r>
+      <w:r>
+        <w:t xml:space="preserve">(back of head) ·</w:t>
       </w:r>
       <w:r>
         <w:t xml:space="preserve"> </w:t>
@@ -274,7 +280,10 @@
         <w:t xml:space="preserve">wrist_r</w:t>
       </w:r>
       <w:r>
-        <w:t xml:space="preserve">(손목) ·</w:t>
+        <w:t xml:space="preserve"> </w:t>
+      </w:r>
+      <w:r>
+        <w:t xml:space="preserve">·</w:t>
       </w:r>
       <w:r>
         <w:t xml:space="preserve"> </w:t>
@@ -295,7 +304,10 @@
         <w:t xml:space="preserve">shank_r</w:t>
       </w:r>
       <w:r>
-        <w:t xml:space="preserve">(정강이) ·</w:t>
+        <w:t xml:space="preserve"> </w:t>
+      </w:r>
+      <w:r>
+        <w:t xml:space="preserve">·</w:t>
       </w:r>
       <w:r>
         <w:t xml:space="preserve"> </w:t>
@@ -316,7 +328,10 @@
         <w:t xml:space="preserve">foot_r</w:t>
       </w:r>
       <w:r>
-        <w:t xml:space="preserve">(발·인솔).</w:t>
+        <w:t xml:space="preserve"> </w:t>
+      </w:r>
+      <w:r>
+        <w:t xml:space="preserve">(insole).</w:t>
       </w:r>
     </w:p>
     <w:p>
@@ -332,10 +347,10 @@
           <w:b/>
           <w:bCs/>
         </w:rPr>
-        <w:t xml:space="preserve">축 규약</w:t>
-      </w:r>
-      <w:r>
-        <w:t xml:space="preserve">: X=빨강, Y=초록, Z=파랑 (컴퓨터비전 표준 좌표계,</w:t>
+        <w:t xml:space="preserve">Axis convention</w:t>
+      </w:r>
+      <w:r>
+        <w:t xml:space="preserve">: X=red, Y=green, Z=blue (computer-vision standard frame,</w:t>
       </w:r>
       <w:r>
         <w:t xml:space="preserve"> </w:t>
@@ -350,17 +365,17 @@
         <w:t xml:space="preserve"> </w:t>
       </w:r>
       <w:r>
-        <w:t xml:space="preserve">스펙).</w:t>
+        <w:t xml:space="preserve">spec).</w:t>
       </w:r>
     </w:p>
     <w:bookmarkEnd w:id="913"/>
-    <w:bookmarkStart w:id="914" w:name="실행-방법-설치-불필요"/>
+    <w:bookmarkStart w:id="914" w:name="how-to-run-no-installation"/>
     <w:p>
       <w:pPr>
         <w:pStyle w:val="Heading1"/>
       </w:pPr>
       <w:r>
-        <w:t xml:space="preserve">2. 실행 방법 (설치 불필요)</w:t>
+        <w:t xml:space="preserve">2. How to run (no installation)</w:t>
       </w:r>
     </w:p>
     <w:p>
@@ -369,7 +384,7 @@
         <w:ind w:firstLine="360"/>
       </w:pPr>
       <w:r>
-        <w:t xml:space="preserve">이 뷰어는</w:t>
+        <w:t xml:space="preserve">This viewer is</w:t>
       </w:r>
       <w:r>
         <w:t xml:space="preserve"> </w:t>
@@ -379,10 +394,10 @@
           <w:b/>
           <w:bCs/>
         </w:rPr>
-        <w:t xml:space="preserve">Windows 전용</w:t>
-      </w:r>
-      <w:r>
-        <w:t xml:space="preserve">이다.</w:t>
+        <w:t xml:space="preserve">Windows only</w:t>
+      </w:r>
+      <w:r>
+        <w:t xml:space="preserve">.</w:t>
       </w:r>
     </w:p>
     <w:p>
@@ -394,7 +409,7 @@
         </w:numPr>
       </w:pPr>
       <w:r>
-        <w:t xml:space="preserve">배포 폴더에서</w:t>
+        <w:t xml:space="preserve">Double-click</w:t>
       </w:r>
       <w:r>
         <w:t xml:space="preserve"> </w:t>
@@ -406,7 +421,10 @@
         <w:t xml:space="preserve">launch.exe</w:t>
       </w:r>
       <w:r>
-        <w:t xml:space="preserve">를 더블클릭한다.</w:t>
+        <w:t xml:space="preserve"> </w:t>
+      </w:r>
+      <w:r>
+        <w:t xml:space="preserve">in the distribution folder.</w:t>
       </w:r>
     </w:p>
     <w:p>
@@ -418,29 +436,23 @@
         </w:numPr>
       </w:pPr>
       <w:r>
-        <w:t xml:space="preserve">이 PC에</w:t>
-      </w:r>
-      <w:r>
-        <w:t xml:space="preserve"> </w:t>
-      </w:r>
-      <w:r>
         <w:rPr>
           <w:b/>
           <w:bCs/>
         </w:rPr>
-        <w:t xml:space="preserve">Python · Blender · 애드온을 설치할 필요가 없다.</w:t>
-      </w:r>
-      <w:r>
-        <w:t xml:space="preserve"> </w:t>
-      </w:r>
-      <w:r>
-        <w:t xml:space="preserve">Blender·스크립트·플롯 라이브러리가</w:t>
-      </w:r>
-      <w:r>
-        <w:t xml:space="preserve"> </w:t>
-      </w:r>
-      <w:r>
-        <w:t xml:space="preserve">모두 폴더 안에 들어 있다. 데이터는 이 PC의 번들에서 읽으므로</w:t>
+        <w:t xml:space="preserve">No Python, Blender, or add-on needs to be installed</w:t>
+      </w:r>
+      <w:r>
+        <w:t xml:space="preserve"> </w:t>
+      </w:r>
+      <w:r>
+        <w:t xml:space="preserve">on this PC — Blender, the scripts and the</w:t>
+      </w:r>
+      <w:r>
+        <w:t xml:space="preserve"> </w:t>
+      </w:r>
+      <w:r>
+        <w:t xml:space="preserve">plotting library are all inside the folder. The data is read from this PC’s bundles, so set</w:t>
       </w:r>
       <w:r>
         <w:t xml:space="preserve"> </w:t>
@@ -452,13 +464,22 @@
         <w:t xml:space="preserve">SOMA_DATA_ROOT</w:t>
       </w:r>
       <w:r>
-        <w:t xml:space="preserve">를 설정해 둔다</w:t>
-      </w:r>
-      <w:r>
-        <w:t xml:space="preserve"> </w:t>
-      </w:r>
-      <w:r>
-        <w:t xml:space="preserve">(아래 「데이터 위치와 새 run 추가」).</w:t>
+        <w:t xml:space="preserve"> </w:t>
+      </w:r>
+      <w:r>
+        <w:t xml:space="preserve">first (see</w:t>
+      </w:r>
+      <w:r>
+        <w:t xml:space="preserve"> </w:t>
+      </w:r>
+      <w:r>
+        <w:t xml:space="preserve">“Data location and adding runs”</w:t>
+      </w:r>
+      <w:r>
+        <w:t xml:space="preserve"> </w:t>
+      </w:r>
+      <w:r>
+        <w:t xml:space="preserve">below).</w:t>
       </w:r>
     </w:p>
     <w:p>
@@ -470,17 +491,17 @@
         </w:numPr>
       </w:pPr>
       <w:r>
-        <w:t xml:space="preserve">첫 실행 시 Blender 스플래시가 잠깐 뜬 뒤 장면이 로드된다.</w:t>
+        <w:t xml:space="preserve">On first launch the Blender splash appears briefly, then the scene loads.</w:t>
       </w:r>
     </w:p>
     <w:bookmarkEnd w:id="914"/>
-    <w:bookmarkStart w:id="918" w:name="화면과-기본-조작"/>
+    <w:bookmarkStart w:id="918" w:name="screen-and-basic-controls"/>
     <w:p>
       <w:pPr>
         <w:pStyle w:val="Heading1"/>
       </w:pPr>
       <w:r>
-        <w:t xml:space="preserve">3. 화면과 기본 조작</w:t>
+        <w:t xml:space="preserve">3. Screen and basic controls</w:t>
       </w:r>
     </w:p>
     <w:p>
@@ -489,7 +510,7 @@
         <w:ind w:firstLine="360"/>
       </w:pPr>
       <w:r>
-        <w:t xml:space="preserve">3D 뷰포트에서:</w:t>
+        <w:t xml:space="preserve">In the 3D viewport:</w:t>
       </w:r>
     </w:p>
     <w:tbl>
@@ -514,7 +535,7 @@
               <w:pStyle w:val="Compact"/>
             </w:pPr>
             <w:r>
-              <w:t xml:space="preserve">조작</w:t>
+              <w:t xml:space="preserve">Action</w:t>
             </w:r>
           </w:p>
         </w:tc>
@@ -525,7 +546,7 @@
               <w:pStyle w:val="Compact"/>
             </w:pPr>
             <w:r>
-              <w:t xml:space="preserve">키/마우스</w:t>
+              <w:t xml:space="preserve">Key / mouse</w:t>
             </w:r>
           </w:p>
         </w:tc>
@@ -538,7 +559,7 @@
               <w:pStyle w:val="Compact"/>
             </w:pPr>
             <w:r>
-              <w:t xml:space="preserve">재생 / 정지</w:t>
+              <w:t xml:space="preserve">Play / pause</w:t>
             </w:r>
           </w:p>
         </w:tc>
@@ -566,7 +587,7 @@
               <w:pStyle w:val="Compact"/>
             </w:pPr>
             <w:r>
-              <w:t xml:space="preserve">궤도 회전</w:t>
+              <w:t xml:space="preserve">Orbit</w:t>
             </w:r>
           </w:p>
         </w:tc>
@@ -577,17 +598,11 @@
               <w:pStyle w:val="Compact"/>
             </w:pPr>
             <w:r>
-              <w:t xml:space="preserve">마우스</w:t>
-            </w:r>
-            <w:r>
-              <w:t xml:space="preserve"> </w:t>
-            </w:r>
-            <w:r>
               <w:rPr>
                 <w:b/>
                 <w:bCs/>
               </w:rPr>
-              <w:t xml:space="preserve">가운데 버튼 드래그</w:t>
+              <w:t xml:space="preserve">middle-mouse drag</w:t>
             </w:r>
           </w:p>
         </w:tc>
@@ -600,7 +615,7 @@
               <w:pStyle w:val="Compact"/>
             </w:pPr>
             <w:r>
-              <w:t xml:space="preserve">확대 / 축소</w:t>
+              <w:t xml:space="preserve">Zoom</w:t>
             </w:r>
           </w:p>
         </w:tc>
@@ -611,17 +626,11 @@
               <w:pStyle w:val="Compact"/>
             </w:pPr>
             <w:r>
-              <w:t xml:space="preserve">마우스</w:t>
-            </w:r>
-            <w:r>
-              <w:t xml:space="preserve"> </w:t>
-            </w:r>
-            <w:r>
               <w:rPr>
                 <w:b/>
                 <w:bCs/>
               </w:rPr>
-              <w:t xml:space="preserve">휠</w:t>
+              <w:t xml:space="preserve">mouse wheel</w:t>
             </w:r>
           </w:p>
         </w:tc>
@@ -634,7 +643,7 @@
               <w:pStyle w:val="Compact"/>
             </w:pPr>
             <w:r>
-              <w:t xml:space="preserve">프레임 이동</w:t>
+              <w:t xml:space="preserve">Move frame</w:t>
             </w:r>
           </w:p>
         </w:tc>
@@ -645,7 +654,7 @@
               <w:pStyle w:val="Compact"/>
             </w:pPr>
             <w:r>
-              <w:t xml:space="preserve">아래 타임라인 드래그</w:t>
+              <w:t xml:space="preserve">drag the timeline below</w:t>
             </w:r>
           </w:p>
         </w:tc>
@@ -657,7 +666,7 @@
         <w:ind w:firstLine="360"/>
       </w:pPr>
       <w:r>
-        <w:t xml:space="preserve">오른쪽</w:t>
+        <w:t xml:space="preserve">All features are controlled from the</w:t>
       </w:r>
       <w:r>
         <w:t xml:space="preserve"> </w:t>
@@ -682,10 +691,13 @@
           <w:b/>
           <w:bCs/>
         </w:rPr>
-        <w:t xml:space="preserve">패널</w:t>
-      </w:r>
-      <w:r>
-        <w:t xml:space="preserve">에서 모든 기능을 제어한다. 패널이 보이지 않으면 3D 뷰에서</w:t>
+        <w:t xml:space="preserve">panel</w:t>
+      </w:r>
+      <w:r>
+        <w:t xml:space="preserve"> </w:t>
+      </w:r>
+      <w:r>
+        <w:t xml:space="preserve">on the right. If it is hidden, press</w:t>
       </w:r>
       <w:r>
         <w:t xml:space="preserve"> </w:t>
@@ -699,27 +711,16 @@
         <w:t xml:space="preserve">N</w:t>
       </w:r>
       <w:r>
-        <w:rPr>
-          <w:b/>
-          <w:bCs/>
-        </w:rPr>
-        <w:t xml:space="preserve"> </w:t>
-      </w:r>
-      <w:r>
-        <w:rPr>
-          <w:b/>
-          <w:bCs/>
-        </w:rPr>
-        <w:t xml:space="preserve">키</w:t>
-      </w:r>
-      <w:r>
-        <w:t xml:space="preserve">를 눌러</w:t>
-      </w:r>
-      <w:r>
-        <w:t xml:space="preserve"> </w:t>
-      </w:r>
-      <w:r>
-        <w:t xml:space="preserve">사이드바를 켜고</w:t>
+        <w:t xml:space="preserve"> </w:t>
+      </w:r>
+      <w:r>
+        <w:t xml:space="preserve">in the</w:t>
+      </w:r>
+      <w:r>
+        <w:t xml:space="preserve"> </w:t>
+      </w:r>
+      <w:r>
+        <w:t xml:space="preserve">3D view to open the sidebar and select the</w:t>
       </w:r>
       <w:r>
         <w:t xml:space="preserve"> </w:t>
@@ -734,7 +735,7 @@
         <w:t xml:space="preserve"> </w:t>
       </w:r>
       <w:r>
-        <w:t xml:space="preserve">탭을 선택한다.</w:t>
+        <w:t xml:space="preserve">tab.</w:t>
       </w:r>
     </w:p>
     <w:p>
@@ -747,7 +748,7 @@
           <wp:inline>
             <wp:extent cx="2849880" cy="3189151"/>
             <wp:effectExtent b="0" l="0" r="0" t="0"/>
-            <wp:docPr descr="SOMA 사이드 패널 — run 선택(찾은 개수·Reload·Rescan) · IMU 플롯 · 표시 토글 · 재생 속도 · 플롯 갱신 속도." title="" id="916" name="Picture"/>
+            <wp:docPr descr="The SOMA side panel — run selector (count · Reload · Rescan) · IMU plot · display toggles · playback speed · plot update rate." title="" id="916" name="Picture"/>
             <a:graphic>
               <a:graphicData uri="http://schemas.openxmlformats.org/drawingml/2006/picture">
                 <pic:pic>
@@ -791,26 +792,26 @@
         <w:jc w:val="center"/>
       </w:pPr>
       <w:r>
-        <w:t xml:space="preserve">SOMA 사이드 패널 — run 선택(찾은 개수·Reload·Rescan) · IMU 플롯 · 표시 토글 · 재생 속도 · 플롯 갱신 속도.</w:t>
+        <w:t xml:space="preserve">The SOMA side panel — run selector (count · Reload · Rescan) · IMU plot · display toggles · playback speed · plot update rate.</w:t>
       </w:r>
     </w:p>
     <w:bookmarkEnd w:id="918"/>
-    <w:bookmarkStart w:id="930" w:name="기능"/>
+    <w:bookmarkStart w:id="930" w:name="features"/>
     <w:p>
       <w:pPr>
         <w:pStyle w:val="Heading1"/>
       </w:pPr>
       <w:r>
-        <w:t xml:space="preserve">4. 기능</w:t>
-      </w:r>
-    </w:p>
-    <w:bookmarkStart w:id="919" w:name="데이터-run-선택"/>
+        <w:t xml:space="preserve">4. Features</w:t>
+      </w:r>
+    </w:p>
+    <w:bookmarkStart w:id="919" w:name="dataset-run-selector"/>
     <w:p>
       <w:pPr>
         <w:pStyle w:val="Heading2"/>
       </w:pPr>
       <w:r>
-        <w:t xml:space="preserve">4.1 데이터 run 선택</w:t>
+        <w:t xml:space="preserve">4.1 Dataset run selector</w:t>
       </w:r>
     </w:p>
     <w:p>
@@ -819,7 +820,7 @@
         <w:ind w:firstLine="360"/>
       </w:pPr>
       <w:r>
-        <w:t xml:space="preserve">run이 수백~수천 개가 되면 한 목록에 다 넣을 수 없으므로,</w:t>
+        <w:t xml:space="preserve">With hundreds or thousands of runs a single list is useless, so the top of the</w:t>
       </w:r>
       <w:r>
         <w:t xml:space="preserve"> </w:t>
@@ -834,7 +835,13 @@
         <w:t xml:space="preserve"> </w:t>
       </w:r>
       <w:r>
-        <w:t xml:space="preserve">패널 상단은</w:t>
+        <w:t xml:space="preserve">panel narrows</w:t>
+      </w:r>
+      <w:r>
+        <w:t xml:space="preserve"> </w:t>
+      </w:r>
+      <w:r>
+        <w:t xml:space="preserve">in</w:t>
       </w:r>
       <w:r>
         <w:t xml:space="preserve"> </w:t>
@@ -844,16 +851,10 @@
           <w:b/>
           <w:bCs/>
         </w:rPr>
-        <w:t xml:space="preserve">3단</w:t>
-      </w:r>
-      <w:r>
-        <w:t xml:space="preserve">으로 좁혀</w:t>
-      </w:r>
-      <w:r>
-        <w:t xml:space="preserve"> </w:t>
-      </w:r>
-      <w:r>
-        <w:t xml:space="preserve">간다.</w:t>
+        <w:t xml:space="preserve">three steps</w:t>
+      </w:r>
+      <w:r>
+        <w:t xml:space="preserve">.</w:t>
       </w:r>
     </w:p>
     <w:tbl>
@@ -880,7 +881,7 @@
               <w:pStyle w:val="Compact"/>
             </w:pPr>
             <w:r>
-              <w:t xml:space="preserve">순서</w:t>
+              <w:t xml:space="preserve">Step</w:t>
             </w:r>
           </w:p>
         </w:tc>
@@ -891,7 +892,7 @@
               <w:pStyle w:val="Compact"/>
             </w:pPr>
             <w:r>
-              <w:t xml:space="preserve">컨트롤</w:t>
+              <w:t xml:space="preserve">Control</w:t>
             </w:r>
           </w:p>
         </w:tc>
@@ -902,7 +903,7 @@
               <w:pStyle w:val="Compact"/>
             </w:pPr>
             <w:r>
-              <w:t xml:space="preserve">하는 일</w:t>
+              <w:t xml:space="preserve">What it does</w:t>
             </w:r>
           </w:p>
         </w:tc>
@@ -930,13 +931,13 @@
                 <w:b/>
                 <w:bCs/>
               </w:rPr>
-              <w:t xml:space="preserve">컬렉션</w:t>
+              <w:t xml:space="preserve">Collection</w:t>
             </w:r>
             <w:r>
               <w:t xml:space="preserve"> </w:t>
             </w:r>
             <w:r>
-              <w:t xml:space="preserve">드롭다운</w:t>
+              <w:t xml:space="preserve">dropdown</w:t>
             </w:r>
           </w:p>
         </w:tc>
@@ -947,10 +948,7 @@
               <w:pStyle w:val="Compact"/>
             </w:pPr>
             <w:r>
-              <w:t xml:space="preserve">데이터셋·피험자 단위로 묶은 목록 (예:</w:t>
-            </w:r>
-            <w:r>
-              <w:t xml:space="preserve"> </w:t>
+              <w:t xml:space="preserve">Runs grouped by dataset and subject (e.g. </w:t>
             </w:r>
             <w:r>
               <w:rPr>
@@ -959,7 +957,7 @@
               <w:t xml:space="preserve">prism_faithful_full/prism-subj001 (25)</w:t>
             </w:r>
             <w:r>
-              <w:t xml:space="preserve">). 괄호 안은 그 안의 run 개수</w:t>
+              <w:t xml:space="preserve">); the number is how many runs it holds</w:t>
             </w:r>
           </w:p>
         </w:tc>
@@ -987,13 +985,13 @@
                 <w:b/>
                 <w:bCs/>
               </w:rPr>
-              <w:t xml:space="preserve">검색창</w:t>
+              <w:t xml:space="preserve">Search box</w:t>
             </w:r>
             <w:r>
               <w:t xml:space="preserve"> </w:t>
             </w:r>
             <w:r>
-              <w:t xml:space="preserve">(돋보기)</w:t>
+              <w:t xml:space="preserve">(magnifier)</w:t>
             </w:r>
           </w:p>
         </w:tc>
@@ -1004,7 +1002,7 @@
               <w:pStyle w:val="Compact"/>
             </w:pPr>
             <w:r>
-              <w:t xml:space="preserve">입력한 글자가 들어간 run만 남긴다</w:t>
+              <w:t xml:space="preserve">Keeps only runs whose name contains what you type</w:t>
             </w:r>
           </w:p>
         </w:tc>
@@ -1032,13 +1030,13 @@
                 <w:b/>
                 <w:bCs/>
               </w:rPr>
-              <w:t xml:space="preserve">run</w:t>
+              <w:t xml:space="preserve">Run</w:t>
             </w:r>
             <w:r>
               <w:t xml:space="preserve"> </w:t>
             </w:r>
             <w:r>
-              <w:t xml:space="preserve">드롭다운</w:t>
+              <w:t xml:space="preserve">dropdown</w:t>
             </w:r>
           </w:p>
         </w:tc>
@@ -1049,7 +1047,7 @@
               <w:pStyle w:val="Compact"/>
             </w:pPr>
             <w:r>
-              <w:t xml:space="preserve">위 두 조건에 맞는 run만 표시</w:t>
+              <w:t xml:space="preserve">Lists only the runs matching both</w:t>
             </w:r>
           </w:p>
         </w:tc>
@@ -1061,34 +1059,13 @@
         <w:ind w:firstLine="360"/>
       </w:pPr>
       <w:r>
-        <w:t xml:space="preserve">컬렉션을 바꾸면 run 목록이 그 컬렉션으로 바뀌고, 첫 run이 자동으로 선택돼 인체·IMU 애니메이션이</w:t>
-      </w:r>
-      <w:r>
-        <w:t xml:space="preserve"> </w:t>
-      </w:r>
-      <w:r>
-        <w:t xml:space="preserve">다시 만들어진다(리그 재구성에 수 초~수십 초).</w:t>
-      </w:r>
-      <w:r>
-        <w:t xml:space="preserve"> </w:t>
-      </w:r>
-      <w:r>
-        <w:rPr>
-          <w:rStyle w:val="VerbatimChar"/>
-        </w:rPr>
-        <w:t xml:space="preserve">[Reload run]</w:t>
-      </w:r>
-      <w:r>
-        <w:t xml:space="preserve"> </w:t>
-      </w:r>
-      <w:r>
-        <w:t xml:space="preserve">버튼으로 현재 run을 다시 빌드할 수도</w:t>
-      </w:r>
-      <w:r>
-        <w:t xml:space="preserve"> </w:t>
-      </w:r>
-      <w:r>
-        <w:t xml:space="preserve">있다. 한 컬렉션에 run이 아주 많으면 목록은 200개까지만 보여주고</w:t>
+        <w:t xml:space="preserve">Changing the collection re-points the run list and selects its first run, rebuilding the body + IMU</w:t>
+      </w:r>
+      <w:r>
+        <w:t xml:space="preserve"> </w:t>
+      </w:r>
+      <w:r>
+        <w:t xml:space="preserve">animation (seconds to tens of seconds for the rig).</w:t>
       </w:r>
       <w:r>
         <w:t xml:space="preserve"> </w:t>
@@ -1098,16 +1075,38 @@
           <w:b/>
           <w:bCs/>
         </w:rPr>
+        <w:t xml:space="preserve">[Reload run]</w:t>
+      </w:r>
+      <w:r>
+        <w:t xml:space="preserve"> </w:t>
+      </w:r>
+      <w:r>
+        <w:t xml:space="preserve">rebuilds the current run. If a</w:t>
+      </w:r>
+      <w:r>
+        <w:t xml:space="preserve"> </w:t>
+      </w:r>
+      <w:r>
+        <w:t xml:space="preserve">collection holds a great many runs the list shows the first 200 and says</w:t>
+      </w:r>
+      <w:r>
+        <w:t xml:space="preserve"> </w:t>
+      </w:r>
+      <w:r>
+        <w:rPr>
+          <w:b/>
+          <w:bCs/>
+        </w:rPr>
         <w:t xml:space="preserve">“showing N of M”</w:t>
       </w:r>
       <w:r>
-        <w:t xml:space="preserve">을 함께</w:t>
-      </w:r>
-      <w:r>
-        <w:t xml:space="preserve"> </w:t>
-      </w:r>
-      <w:r>
-        <w:t xml:space="preserve">표시하므로, 검색창으로 더 좁히면 된다(조용히 잘라내지 않는다).</w:t>
+        <w:t xml:space="preserve">, so you</w:t>
+      </w:r>
+      <w:r>
+        <w:t xml:space="preserve"> </w:t>
+      </w:r>
+      <w:r>
+        <w:t xml:space="preserve">can narrow further with the search box — nothing is truncated silently.</w:t>
       </w:r>
     </w:p>
     <w:p>
@@ -1120,23 +1119,24 @@
           <w:b/>
           <w:bCs/>
         </w:rPr>
-        <w:t xml:space="preserve">드롭다운을 열 때마다 데이터셋 폴더를 다시 검색</w:t>
-      </w:r>
-      <w:r>
-        <w:t xml:space="preserve">하므로, 뷰어를 켜 둔 채 새 run을 복사해 넣어도</w:t>
-      </w:r>
-      <w:r>
-        <w:t xml:space="preserve"> </w:t>
-      </w:r>
-      <w:r>
-        <w:t xml:space="preserve">목록에 나타난다. 곧바로 다시 찾게 하려면</w:t>
-      </w:r>
-      <w:r>
-        <w:t xml:space="preserve"> </w:t>
-      </w:r>
-      <w:r>
-        <w:rPr>
-          <w:rStyle w:val="VerbatimChar"/>
+        <w:t xml:space="preserve">Opening a dropdown re-scans the dataset folder</w:t>
+      </w:r>
+      <w:r>
+        <w:t xml:space="preserve">, so a run copied in while the viewer is running</w:t>
+      </w:r>
+      <w:r>
+        <w:t xml:space="preserve"> </w:t>
+      </w:r>
+      <w:r>
+        <w:t xml:space="preserve">still shows up. Press</w:t>
+      </w:r>
+      <w:r>
+        <w:t xml:space="preserve"> </w:t>
+      </w:r>
+      <w:r>
+        <w:rPr>
+          <w:b/>
+          <w:bCs/>
         </w:rPr>
         <w:t xml:space="preserve">[Rescan dataset]</w:t>
       </w:r>
@@ -1144,23 +1144,23 @@
         <w:t xml:space="preserve"> </w:t>
       </w:r>
       <w:r>
-        <w:t xml:space="preserve">버튼을 누른다. 맨 위에는 전체에서</w:t>
-      </w:r>
-      <w:r>
-        <w:t xml:space="preserve"> </w:t>
-      </w:r>
-      <w:r>
-        <w:t xml:space="preserve">찾은 run 개수가 표시된다.</w:t>
+        <w:t xml:space="preserve">to look again immediately. The total number of runs found</w:t>
+      </w:r>
+      <w:r>
+        <w:t xml:space="preserve"> </w:t>
+      </w:r>
+      <w:r>
+        <w:t xml:space="preserve">is shown at the top.</w:t>
       </w:r>
     </w:p>
     <w:bookmarkEnd w:id="919"/>
-    <w:bookmarkStart w:id="923" w:name="imu-라이브-플롯"/>
+    <w:bookmarkStart w:id="923" w:name="imu-live-plot"/>
     <w:p>
       <w:pPr>
         <w:pStyle w:val="Heading2"/>
       </w:pPr>
       <w:r>
-        <w:t xml:space="preserve">4.2 IMU 라이브 플롯</w:t>
+        <w:t xml:space="preserve">4.2 IMU live plot</w:t>
       </w:r>
     </w:p>
     <w:p>
@@ -1169,17 +1169,42 @@
         <w:ind w:firstLine="360"/>
       </w:pPr>
       <w:r>
+        <w:t xml:space="preserve">Pick an IMU from the</w:t>
+      </w:r>
+      <w:r>
+        <w:t xml:space="preserve"> </w:t>
+      </w:r>
+      <w:hyperlink w:anchor="imu-live-plot">
+        <w:r>
+          <w:rPr>
+            <w:rStyle w:val="Hyperlink"/>
+            <w:b/>
+            <w:bCs/>
+          </w:rPr>
+          <w:t xml:space="preserve">IMU live plot</w:t>
+        </w:r>
+      </w:hyperlink>
+      <w:r>
+        <w:t xml:space="preserve"> </w:t>
+      </w:r>
+      <w:r>
+        <w:t xml:space="preserve">dropdown and its signals show in the adjacent image panel in</w:t>
+      </w:r>
+      <w:r>
+        <w:t xml:space="preserve"> </w:t>
+      </w:r>
+      <w:r>
         <w:rPr>
           <w:b/>
           <w:bCs/>
         </w:rPr>
-        <w:t xml:space="preserve">[IMU live plot]</w:t>
-      </w:r>
-      <w:r>
-        <w:t xml:space="preserve"> </w:t>
-      </w:r>
-      <w:r>
-        <w:t xml:space="preserve">드롭다운에서 IMU를 고르면, 그 센서의 신호가 옆 이미지 패널에</w:t>
+        <w:t xml:space="preserve">three stacked plots</w:t>
+      </w:r>
+      <w:r>
+        <w:t xml:space="preserve"> </w:t>
+      </w:r>
+      <w:r>
+        <w:t xml:space="preserve">— from top:</w:t>
       </w:r>
       <w:r>
         <w:t xml:space="preserve"> </w:t>
@@ -1189,37 +1214,13 @@
           <w:b/>
           <w:bCs/>
         </w:rPr>
-        <w:t xml:space="preserve">3단</w:t>
-      </w:r>
-      <w:r>
-        <w:t xml:space="preserve">으로</w:t>
-      </w:r>
-      <w:r>
-        <w:t xml:space="preserve"> </w:t>
-      </w:r>
-      <w:r>
-        <w:t xml:space="preserve">표시된다 — 위에서부터</w:t>
-      </w:r>
-      <w:r>
-        <w:t xml:space="preserve"> </w:t>
+        <w:t xml:space="preserve">acceleration (m/s²) · angular velocity (deg/s) · orientation</w:t>
       </w:r>
       <w:r>
         <w:rPr>
           <w:b/>
           <w:bCs/>
         </w:rPr>
-        <w:t xml:space="preserve">가속도(m/s²) · 각속도(deg/s) · 방향(deg, roll·pitch·yaw)</w:t>
-      </w:r>
-      <w:r>
-        <w:t xml:space="preserve">. 각 패널의 세</w:t>
-      </w:r>
-      <w:r>
-        <w:t xml:space="preserve"> </w:t>
-      </w:r>
-      <w:r>
-        <w:t xml:space="preserve">선 색(빨강·초록·파랑)은 3D 화면의 RGB 축과 같은 X·Y·Z 축이다. 재생하면</w:t>
-      </w:r>
-      <w:r>
         <w:t xml:space="preserve"> </w:t>
       </w:r>
       <w:r>
@@ -1227,16 +1228,32 @@
           <w:b/>
           <w:bCs/>
         </w:rPr>
-        <w:t xml:space="preserve">세로 커서</w:t>
-      </w:r>
-      <w:r>
-        <w:t xml:space="preserve">가 현재</w:t>
-      </w:r>
-      <w:r>
-        <w:t xml:space="preserve"> </w:t>
-      </w:r>
-      <w:r>
-        <w:t xml:space="preserve">프레임을 따라 움직인다.</w:t>
+        <w:t xml:space="preserve">(deg, roll·pitch·yaw)</w:t>
+      </w:r>
+      <w:r>
+        <w:t xml:space="preserve">. The three line colors (red·green·blue) in each plot are the same X·Y·Z axes as</w:t>
+      </w:r>
+      <w:r>
+        <w:t xml:space="preserve"> </w:t>
+      </w:r>
+      <w:r>
+        <w:t xml:space="preserve">the RGB axes in the 3D view. During playback a</w:t>
+      </w:r>
+      <w:r>
+        <w:t xml:space="preserve"> </w:t>
+      </w:r>
+      <w:r>
+        <w:rPr>
+          <w:b/>
+          <w:bCs/>
+        </w:rPr>
+        <w:t xml:space="preserve">vertical cursor</w:t>
+      </w:r>
+      <w:r>
+        <w:t xml:space="preserve"> </w:t>
+      </w:r>
+      <w:r>
+        <w:t xml:space="preserve">tracks the current frame.</w:t>
       </w:r>
     </w:p>
     <w:p>
@@ -1249,7 +1266,7 @@
           <wp:inline>
             <wp:extent cx="3108960" cy="3956858"/>
             <wp:effectExtent b="0" l="0" r="0" t="0"/>
-            <wp:docPr descr="IMU 라이브 플롯 — 가속도·각속도·방향 3단, 세로선은 현재 프레임." title="" id="921" name="Picture"/>
+            <wp:docPr descr="IMU live plot — acceleration, angular velocity, orientation (3 panels); the vertical line is the current frame." title="" id="921" name="Picture"/>
             <a:graphic>
               <a:graphicData uri="http://schemas.openxmlformats.org/drawingml/2006/picture">
                 <pic:pic>
@@ -1293,7 +1310,7 @@
         <w:jc w:val="center"/>
       </w:pPr>
       <w:r>
-        <w:t xml:space="preserve">IMU 라이브 플롯 — 가속도·각속도·방향 3단, 세로선은 현재 프레임.</w:t>
+        <w:t xml:space="preserve">IMU live plot — acceleration, angular velocity, orientation (3 panels); the vertical line is the current frame.</w:t>
       </w:r>
     </w:p>
     <w:p>
@@ -1302,7 +1319,7 @@
         <w:ind w:firstLine="360"/>
       </w:pPr>
       <w:r>
-        <w:t xml:space="preserve">드롭다운의 이름은</w:t>
+        <w:t xml:space="preserve">The dropdown names are the</w:t>
       </w:r>
       <w:r>
         <w:t xml:space="preserve"> </w:t>
@@ -1314,7 +1331,10 @@
         <w:t xml:space="preserve">small_reference.npz</w:t>
       </w:r>
       <w:r>
-        <w:t xml:space="preserve">의 센서 코드와 동일하다:</w:t>
+        <w:t xml:space="preserve"> </w:t>
+      </w:r>
+      <w:r>
+        <w:t xml:space="preserve">sensor codes directly:</w:t>
       </w:r>
       <w:r>
         <w:t xml:space="preserve"> </w:t>
@@ -1326,7 +1346,16 @@
         <w:t xml:space="preserve">back_T4</w:t>
       </w:r>
       <w:r>
-        <w:t xml:space="preserve">(등·상부 흉추) ·</w:t>
+        <w:t xml:space="preserve"> </w:t>
+      </w:r>
+      <w:r>
+        <w:t xml:space="preserve">(upper thoracic</w:t>
+      </w:r>
+      <w:r>
+        <w:t xml:space="preserve"> </w:t>
+      </w:r>
+      <w:r>
+        <w:t xml:space="preserve">back) ·</w:t>
       </w:r>
       <w:r>
         <w:t xml:space="preserve"> </w:t>
@@ -1338,7 +1367,10 @@
         <w:t xml:space="preserve">occiput</w:t>
       </w:r>
       <w:r>
-        <w:t xml:space="preserve">(후두부) ·</w:t>
+        <w:t xml:space="preserve"> </w:t>
+      </w:r>
+      <w:r>
+        <w:t xml:space="preserve">(back of head) ·</w:t>
       </w:r>
       <w:r>
         <w:t xml:space="preserve"> </w:t>
@@ -1359,7 +1391,10 @@
         <w:t xml:space="preserve">wrist_r</w:t>
       </w:r>
       <w:r>
-        <w:t xml:space="preserve">(손목) ·</w:t>
+        <w:t xml:space="preserve"> </w:t>
+      </w:r>
+      <w:r>
+        <w:t xml:space="preserve">·</w:t>
       </w:r>
       <w:r>
         <w:t xml:space="preserve"> </w:t>
@@ -1380,7 +1415,10 @@
         <w:t xml:space="preserve">shank_r</w:t>
       </w:r>
       <w:r>
-        <w:t xml:space="preserve">(정강이) ·</w:t>
+        <w:t xml:space="preserve"> </w:t>
+      </w:r>
+      <w:r>
+        <w:t xml:space="preserve">·</w:t>
       </w:r>
       <w:r>
         <w:t xml:space="preserve"> </w:t>
@@ -1401,17 +1439,20 @@
         <w:t xml:space="preserve">foot_r</w:t>
       </w:r>
       <w:r>
-        <w:t xml:space="preserve">(발·인솔).</w:t>
+        <w:t xml:space="preserve"> </w:t>
+      </w:r>
+      <w:r>
+        <w:t xml:space="preserve">(insole).</w:t>
       </w:r>
     </w:p>
     <w:bookmarkEnd w:id="923"/>
-    <w:bookmarkStart w:id="927" w:name="표시-토글"/>
+    <w:bookmarkStart w:id="927" w:name="display-toggles"/>
     <w:p>
       <w:pPr>
         <w:pStyle w:val="Heading2"/>
       </w:pPr>
       <w:r>
-        <w:t xml:space="preserve">4.3 표시 토글</w:t>
+        <w:t xml:space="preserve">4.3 Display toggles</w:t>
       </w:r>
     </w:p>
     <w:p>
@@ -1420,16 +1461,7 @@
         <w:ind w:firstLine="360"/>
       </w:pPr>
       <w:r>
-        <w:rPr>
-          <w:rStyle w:val="VerbatimChar"/>
-        </w:rPr>
-        <w:t xml:space="preserve">SOMA</w:t>
-      </w:r>
-      <w:r>
-        <w:t xml:space="preserve"> </w:t>
-      </w:r>
-      <w:r>
-        <w:t xml:space="preserve">패널</w:t>
+        <w:t xml:space="preserve">Two toggles on the</w:t>
       </w:r>
       <w:r>
         <w:t xml:space="preserve"> </w:t>
@@ -1445,7 +1477,22 @@
         <w:t xml:space="preserve"> </w:t>
       </w:r>
       <w:r>
-        <w:t xml:space="preserve">줄의 두 토글로 화면을 정리한다.</w:t>
+        <w:t xml:space="preserve">row of the</w:t>
+      </w:r>
+      <w:r>
+        <w:t xml:space="preserve"> </w:t>
+      </w:r>
+      <w:r>
+        <w:rPr>
+          <w:rStyle w:val="VerbatimChar"/>
+        </w:rPr>
+        <w:t xml:space="preserve">SOMA</w:t>
+      </w:r>
+      <w:r>
+        <w:t xml:space="preserve"> </w:t>
+      </w:r>
+      <w:r>
+        <w:t xml:space="preserve">panel keep the view clean.</w:t>
       </w:r>
     </w:p>
     <w:p>
@@ -1458,7 +1505,7 @@
           <wp:inline>
             <wp:extent cx="2281187" cy="1010652"/>
             <wp:effectExtent b="0" l="0" r="0" t="0"/>
-            <wp:docPr descr="Display 토글 — IMU 축과 관절 뼈대의 표시/숨김." title="" id="925" name="Picture"/>
+            <wp:docPr descr="Display toggles — show/hide the IMU axes and the joint skeleton." title="" id="925" name="Picture"/>
             <a:graphic>
               <a:graphicData uri="http://schemas.openxmlformats.org/drawingml/2006/picture">
                 <pic:pic>
@@ -1502,7 +1549,7 @@
         <w:jc w:val="center"/>
       </w:pPr>
       <w:r>
-        <w:t xml:space="preserve">Display 토글 — IMU 축과 관절 뼈대의 표시/숨김.</w:t>
+        <w:t xml:space="preserve">Display toggles — show/hide the IMU axes and the joint skeleton.</w:t>
       </w:r>
     </w:p>
     <w:p>
@@ -1524,7 +1571,7 @@
         <w:t xml:space="preserve"> </w:t>
       </w:r>
       <w:r>
-        <w:t xml:space="preserve">(기본 켜짐): 8개 IMU RGB 축의 표시/숨김.</w:t>
+        <w:t xml:space="preserve">(on by default): show/hide the 8 IMU RGB axes.</w:t>
       </w:r>
     </w:p>
     <w:p>
@@ -1546,23 +1593,23 @@
         <w:t xml:space="preserve"> </w:t>
       </w:r>
       <w:r>
-        <w:t xml:space="preserve">(기본 꺼짐): SMPL 관절 뼈대(아마추어)의 표시/숨김. 관절마다 하나씩 24개가 있으므로</w:t>
-      </w:r>
-      <w:r>
-        <w:t xml:space="preserve"> </w:t>
-      </w:r>
-      <w:r>
-        <w:t xml:space="preserve">기본은 숨김이다. 뼈대를 숨겨도 메시는 정상적으로 움직인다.</w:t>
+        <w:t xml:space="preserve">(off by default): show/hide the SMPL joint skeleton (armature). There is one bone per</w:t>
+      </w:r>
+      <w:r>
+        <w:t xml:space="preserve"> </w:t>
+      </w:r>
+      <w:r>
+        <w:t xml:space="preserve">joint (24 total), so it is hidden by default. Hiding it does not affect the mesh deformation.</w:t>
       </w:r>
     </w:p>
     <w:bookmarkEnd w:id="927"/>
-    <w:bookmarkStart w:id="928" w:name="재생-속도"/>
+    <w:bookmarkStart w:id="928" w:name="playback-speed"/>
     <w:p>
       <w:pPr>
         <w:pStyle w:val="Heading2"/>
       </w:pPr>
       <w:r>
-        <w:t xml:space="preserve">4.4 재생 속도</w:t>
+        <w:t xml:space="preserve">4.4 Playback speed</w:t>
       </w:r>
     </w:p>
     <w:p>
@@ -1571,6 +1618,12 @@
         <w:ind w:firstLine="360"/>
       </w:pPr>
       <w:r>
+        <w:t xml:space="preserve">The</w:t>
+      </w:r>
+      <w:r>
+        <w:t xml:space="preserve"> </w:t>
+      </w:r>
+      <w:r>
         <w:rPr>
           <w:b/>
           <w:bCs/>
@@ -1581,7 +1634,7 @@
         <w:t xml:space="preserve"> </w:t>
       </w:r>
       <w:r>
-        <w:t xml:space="preserve">슬라이더로 재생 속도를 조절한다. 데이터가 100 Hz이므로</w:t>
+        <w:t xml:space="preserve">slider sets the playback rate. The data is 100 Hz, so</w:t>
       </w:r>
       <w:r>
         <w:t xml:space="preserve"> </w:t>
@@ -1591,22 +1644,25 @@
           <w:b/>
           <w:bCs/>
         </w:rPr>
-        <w:t xml:space="preserve">100 = 실시간</w:t>
-      </w:r>
-      <w:r>
-        <w:t xml:space="preserve">(전체 10초),</w:t>
-      </w:r>
-      <w:r>
-        <w:t xml:space="preserve"> </w:t>
-      </w:r>
-      <w:r>
-        <w:t xml:space="preserve">낮추면 느리게(예: 25 → 4배 슬로), 높이면 빠르게. 무거운 장면이라 PC가 100 fps를 못 따라가면 실제</w:t>
-      </w:r>
-      <w:r>
-        <w:t xml:space="preserve"> </w:t>
-      </w:r>
-      <w:r>
-        <w:t xml:space="preserve">재생이 느려지는데, 이 뷰어는</w:t>
+        <w:t xml:space="preserve">100 = real time</w:t>
+      </w:r>
+      <w:r>
+        <w:t xml:space="preserve"> </w:t>
+      </w:r>
+      <w:r>
+        <w:t xml:space="preserve">(10 s</w:t>
+      </w:r>
+      <w:r>
+        <w:t xml:space="preserve"> </w:t>
+      </w:r>
+      <w:r>
+        <w:t xml:space="preserve">total); lower is slower (e.g. 25 → 4× slow motion), higher is faster. The scene is heavy, so if the PC</w:t>
+      </w:r>
+      <w:r>
+        <w:t xml:space="preserve"> </w:t>
+      </w:r>
+      <w:r>
+        <w:t xml:space="preserve">cannot reach 100 fps the playback slows down — but this viewer uses</w:t>
       </w:r>
       <w:r>
         <w:t xml:space="preserve"> </w:t>
@@ -1616,13 +1672,16 @@
           <w:b/>
           <w:bCs/>
         </w:rPr>
-        <w:t xml:space="preserve">프레임 드롭</w:t>
-      </w:r>
-      <w:r>
-        <w:t xml:space="preserve"> </w:t>
-      </w:r>
-      <w:r>
-        <w:t xml:space="preserve">방식이라 못 그리는 프레임을 건너뛰며</w:t>
+        <w:t xml:space="preserve">frame dropping</w:t>
+      </w:r>
+      <w:r>
+        <w:t xml:space="preserve">, so it skips</w:t>
+      </w:r>
+      <w:r>
+        <w:t xml:space="preserve"> </w:t>
+      </w:r>
+      <w:r>
+        <w:t xml:space="preserve">frames it cannot draw and</w:t>
       </w:r>
       <w:r>
         <w:t xml:space="preserve"> </w:t>
@@ -1632,13 +1691,71 @@
           <w:b/>
           <w:bCs/>
         </w:rPr>
-        <w:t xml:space="preserve">실제 시간 속도로</w:t>
+        <w:t xml:space="preserve">plays at real-time speed</w:t>
+      </w:r>
+      <w:r>
+        <w:t xml:space="preserve">. If it is still slow, lower the Speed for smooth</w:t>
+      </w:r>
+      <w:r>
+        <w:t xml:space="preserve"> </w:t>
+      </w:r>
+      <w:r>
+        <w:t xml:space="preserve">playback.</w:t>
+      </w:r>
+    </w:p>
+    <w:bookmarkEnd w:id="928"/>
+    <w:bookmarkStart w:id="929" w:name="plot-update-rate-3d-smoothness"/>
+    <w:p>
+      <w:pPr>
+        <w:pStyle w:val="Heading2"/>
+      </w:pPr>
+      <w:r>
+        <w:t xml:space="preserve">4.5 Plot update rate (3D smoothness)</w:t>
+      </w:r>
+    </w:p>
+    <w:p>
+      <w:pPr>
+        <w:pStyle w:val="FirstParagraph"/>
+        <w:ind w:firstLine="360"/>
+      </w:pPr>
+      <w:r>
+        <w:t xml:space="preserve">The</w:t>
+      </w:r>
+      <w:r>
+        <w:t xml:space="preserve"> </w:t>
       </w:r>
       <w:r>
         <w:rPr>
           <w:b/>
           <w:bCs/>
         </w:rPr>
+        <w:t xml:space="preserve">[Plot update (Hz)]</w:t>
+      </w:r>
+      <w:r>
+        <w:t xml:space="preserve"> </w:t>
+      </w:r>
+      <w:r>
+        <w:t xml:space="preserve">slider sets how many times per second the IMU plot is redrawn during</w:t>
+      </w:r>
+      <w:r>
+        <w:t xml:space="preserve"> </w:t>
+      </w:r>
+      <w:r>
+        <w:t xml:space="preserve">playback (default</w:t>
+      </w:r>
+      <w:r>
+        <w:t xml:space="preserve"> </w:t>
+      </w:r>
+      <w:r>
+        <w:rPr>
+          <w:rStyle w:val="VerbatimChar"/>
+        </w:rPr>
+        <w:t xml:space="preserve">20</w:t>
+      </w:r>
+      <w:r>
+        <w:t xml:space="preserve">). Redrawing that plot is the most expensive thing happening during playback, so</w:t>
+      </w:r>
+      <w:r>
         <w:t xml:space="preserve"> </w:t>
       </w:r>
       <w:r>
@@ -1646,67 +1763,7 @@
           <w:b/>
           <w:bCs/>
         </w:rPr>
-        <w:t xml:space="preserve">재생</w:t>
-      </w:r>
-      <w:r>
-        <w:t xml:space="preserve">한다. 그래도 느리면 Speed를 낮춰 부드럽게 본다.</w:t>
-      </w:r>
-    </w:p>
-    <w:bookmarkEnd w:id="928"/>
-    <w:bookmarkStart w:id="929" w:name="플롯-갱신-속도-3d-부드러움"/>
-    <w:p>
-      <w:pPr>
-        <w:pStyle w:val="Heading2"/>
-      </w:pPr>
-      <w:r>
-        <w:t xml:space="preserve">4.5 플롯 갱신 속도 (3D 부드러움)</w:t>
-      </w:r>
-    </w:p>
-    <w:p>
-      <w:pPr>
-        <w:pStyle w:val="FirstParagraph"/>
-        <w:ind w:firstLine="360"/>
-      </w:pPr>
-      <w:r>
-        <w:rPr>
-          <w:b/>
-          <w:bCs/>
-        </w:rPr>
-        <w:t xml:space="preserve">[Plot update (Hz)]</w:t>
-      </w:r>
-      <w:r>
-        <w:t xml:space="preserve"> </w:t>
-      </w:r>
-      <w:r>
-        <w:t xml:space="preserve">슬라이더는 재생 중 IMU 플롯을 초당 몇 번 다시 그릴지 정한다(기본</w:t>
-      </w:r>
-      <w:r>
-        <w:t xml:space="preserve"> </w:t>
-      </w:r>
-      <w:r>
-        <w:rPr>
-          <w:rStyle w:val="VerbatimChar"/>
-        </w:rPr>
-        <w:t xml:space="preserve">20</w:t>
-      </w:r>
-      <w:r>
-        <w:t xml:space="preserve">).</w:t>
-      </w:r>
-      <w:r>
-        <w:t xml:space="preserve"> </w:t>
-      </w:r>
-      <w:r>
-        <w:t xml:space="preserve">재생 중 가장 무거운 작업이 이 플롯 다시 그리기라서,</w:t>
-      </w:r>
-      <w:r>
-        <w:t xml:space="preserve"> </w:t>
-      </w:r>
-      <w:r>
-        <w:rPr>
-          <w:b/>
-          <w:bCs/>
-        </w:rPr>
-        <w:t xml:space="preserve">이 값을 낮추면 3D 화면이 더 부드러워진다.</w:t>
+        <w:t xml:space="preserve">lowering this makes the 3D view smoother.</w:t>
       </w:r>
     </w:p>
     <w:tbl>
@@ -1732,7 +1789,7 @@
               <w:pStyle w:val="Compact"/>
             </w:pPr>
             <w:r>
-              <w:t xml:space="preserve">값</w:t>
+              <w:t xml:space="preserve">Value</w:t>
             </w:r>
           </w:p>
         </w:tc>
@@ -1743,7 +1800,7 @@
               <w:pStyle w:val="Compact"/>
             </w:pPr>
             <w:r>
-              <w:t xml:space="preserve">동작</w:t>
+              <w:t xml:space="preserve">Behaviour</w:t>
             </w:r>
           </w:p>
         </w:tc>
@@ -1765,7 +1822,7 @@
               <w:t xml:space="preserve"> </w:t>
             </w:r>
             <w:r>
-              <w:t xml:space="preserve">(기본)</w:t>
+              <w:t xml:space="preserve">(default)</w:t>
             </w:r>
           </w:p>
         </w:tc>
@@ -1776,7 +1833,7 @@
               <w:pStyle w:val="Compact"/>
             </w:pPr>
             <w:r>
-              <w:t xml:space="preserve">초당 20회 갱신 — 커서가 재생을 바짝 따라간다</w:t>
+              <w:t xml:space="preserve">20 redraws/s — the cursor keeps up with playback</w:t>
             </w:r>
           </w:p>
         </w:tc>
@@ -1803,7 +1860,7 @@
               <w:pStyle w:val="Compact"/>
             </w:pPr>
             <w:r>
-              <w:t xml:space="preserve">최대. 커서가 가장 촘촘하지만 3D는 느려질 수 있다</w:t>
+              <w:t xml:space="preserve">the maximum; finest cursor, at the cost of 3D speed</w:t>
             </w:r>
           </w:p>
         </w:tc>
@@ -1839,7 +1896,7 @@
               <w:pStyle w:val="Compact"/>
             </w:pPr>
             <w:r>
-              <w:t xml:space="preserve">갱신을 줄여 3D를 우선 (</w:t>
+              <w:t xml:space="preserve">fewer redraws, 3D gets priority (</w:t>
             </w:r>
             <w:r>
               <w:rPr>
@@ -1848,7 +1905,10 @@
               <w:t xml:space="preserve">4</w:t>
             </w:r>
             <w:r>
-              <w:t xml:space="preserve">가 예전 기본값)</w:t>
+              <w:t xml:space="preserve"> </w:t>
+            </w:r>
+            <w:r>
+              <w:t xml:space="preserve">was the previous default)</w:t>
             </w:r>
           </w:p>
         </w:tc>
@@ -1884,7 +1944,7 @@
               <w:pStyle w:val="Compact"/>
             </w:pPr>
             <w:r>
-              <w:t xml:space="preserve">거의 갱신하지 않음</w:t>
+              <w:t xml:space="preserve">redraws almost never</w:t>
             </w:r>
           </w:p>
         </w:tc>
@@ -1911,7 +1971,7 @@
               <w:pStyle w:val="Compact"/>
             </w:pPr>
             <w:r>
-              <w:t xml:space="preserve">재생 중에는 갱신하지 않음(정지·스크럽할 때만) —</w:t>
+              <w:t xml:space="preserve">no redraws during playback (only on pause/scrub) —</w:t>
             </w:r>
             <w:r>
               <w:t xml:space="preserve"> </w:t>
@@ -1921,7 +1981,7 @@
                 <w:b/>
                 <w:bCs/>
               </w:rPr>
-              <w:t xml:space="preserve">3D가 가장 부드럽다</w:t>
+              <w:t xml:space="preserve">smoothest 3D</w:t>
             </w:r>
           </w:p>
         </w:tc>
@@ -1933,24 +1993,33 @@
         <w:ind w:firstLine="360"/>
       </w:pPr>
       <w:r>
+        <w:t xml:space="preserve">Even at</w:t>
+      </w:r>
+      <w:r>
+        <w:t xml:space="preserve"> </w:t>
+      </w:r>
+      <w:r>
         <w:rPr>
           <w:rStyle w:val="VerbatimChar"/>
         </w:rPr>
         <w:t xml:space="preserve">0</w:t>
       </w:r>
       <w:r>
-        <w:t xml:space="preserve">으로 두어도 IMU를 바꾸거나 정지하면 플롯은 즉시 갱신된다.</w:t>
+        <w:t xml:space="preserve"> </w:t>
+      </w:r>
+      <w:r>
+        <w:t xml:space="preserve">the plot refreshes immediately when you pause or pick a different IMU.</w:t>
       </w:r>
     </w:p>
     <w:bookmarkEnd w:id="929"/>
     <w:bookmarkEnd w:id="930"/>
-    <w:bookmarkStart w:id="940" w:name="데이터-위치와-새-run-추가"/>
+    <w:bookmarkStart w:id="940" w:name="data-location-and-adding-runs"/>
     <w:p>
       <w:pPr>
         <w:pStyle w:val="Heading1"/>
       </w:pPr>
       <w:r>
-        <w:t xml:space="preserve">5. 데이터 위치와 새 run 추가</w:t>
+        <w:t xml:space="preserve">5. Data location and adding runs</w:t>
       </w:r>
     </w:p>
     <w:p>
@@ -1959,7 +2028,7 @@
         <w:ind w:firstLine="360"/>
       </w:pPr>
       <w:r>
-        <w:t xml:space="preserve">뷰어 안에는 데이터가 없다. 뷰어는</w:t>
+        <w:t xml:space="preserve">The viewer carries no data. It reads</w:t>
       </w:r>
       <w:r>
         <w:t xml:space="preserve"> </w:t>
@@ -1969,16 +2038,16 @@
           <w:b/>
           <w:bCs/>
         </w:rPr>
-        <w:t xml:space="preserve">실행한 PC의 번들</w:t>
-      </w:r>
-      <w:r>
-        <w:t xml:space="preserve">을 읽는다. 번들은 그것을 만든 PC에 두며</w:t>
-      </w:r>
-      <w:r>
-        <w:t xml:space="preserve"> </w:t>
-      </w:r>
-      <w:r>
-        <w:t xml:space="preserve">(ADR-0041), 그 PC의 데이터 루트는 환경변수</w:t>
+        <w:t xml:space="preserve">the bundles on the PC it runs on</w:t>
+      </w:r>
+      <w:r>
+        <w:t xml:space="preserve">. Bundles stay on the PC</w:t>
+      </w:r>
+      <w:r>
+        <w:t xml:space="preserve"> </w:t>
+      </w:r>
+      <w:r>
+        <w:t xml:space="preserve">that made them (ADR-0041), and that PC’s data root is what the</w:t>
       </w:r>
       <w:r>
         <w:t xml:space="preserve"> </w:t>
@@ -1990,7 +2059,16 @@
         <w:t xml:space="preserve">SOMA_DATA_ROOT</w:t>
       </w:r>
       <w:r>
-        <w:t xml:space="preserve">가 가리킨다.</w:t>
+        <w:t xml:space="preserve"> </w:t>
+      </w:r>
+      <w:r>
+        <w:t xml:space="preserve">environment variable</w:t>
+      </w:r>
+      <w:r>
+        <w:t xml:space="preserve"> </w:t>
+      </w:r>
+      <w:r>
+        <w:t xml:space="preserve">names.</w:t>
       </w:r>
     </w:p>
     <w:p>
@@ -2020,7 +2098,7 @@
         <w:rPr>
           <w:rStyle w:val="VerbatimChar"/>
         </w:rPr>
-        <w:t xml:space="preserve">│   ├─ &lt;번들&gt;\                  ← 데이터 (예: gaitex_unified8, hknu_unified8)</w:t>
+        <w:t xml:space="preserve">│   ├─ &lt;bundle&gt;\                &lt;- the data (e.g. gaitex_unified8, hknu_unified8)</w:t>
       </w:r>
       <w:r>
         <w:br/>
@@ -2029,7 +2107,7 @@
         <w:rPr>
           <w:rStyle w:val="VerbatimChar"/>
         </w:rPr>
-        <w:t xml:space="preserve">│   │   ├─ INDEX.json           ← 수록된 run 목록 (뷰어가 이것으로 빠르게 찾는다)</w:t>
+        <w:t xml:space="preserve">│   │   ├─ INDEX.json           &lt;- list of runs it holds; the viewer reads this to find them fast</w:t>
       </w:r>
       <w:r>
         <w:br/>
@@ -2047,7 +2125,7 @@
         <w:rPr>
           <w:rStyle w:val="VerbatimChar"/>
         </w:rPr>
-        <w:t xml:space="preserve">│   └─ _runs\  _superseded\     ← 실행 기록·증거 (뷰어는 훑지 않는다)</w:t>
+        <w:t xml:space="preserve">│   └─ _runs\  _superseded\     &lt;- run records and evidence (the viewer does not walk them)</w:t>
       </w:r>
       <w:r>
         <w:br/>
@@ -2056,7 +2134,7 @@
         <w:rPr>
           <w:rStyle w:val="VerbatimChar"/>
         </w:rPr>
-        <w:t xml:space="preserve">└─ body_models\smpl\            ← SMPL 모델 (SOMA_BODY_MODEL_DIR 로 옮길 수 있다)</w:t>
+        <w:t xml:space="preserve">└─ body_models\smpl\            &lt;- SMPL models (movable with SOMA_BODY_MODEL_DIR)</w:t>
       </w:r>
       <w:r>
         <w:br/>
@@ -2068,7 +2146,7 @@
         <w:rPr>
           <w:rStyle w:val="VerbatimChar"/>
         </w:rPr>
-        <w:t xml:space="preserve">&lt;배포 폴더&gt;\                     ← 이 뷰어 (deploy_viewer.ps1 -Dest 로 복사한 곳)</w:t>
+        <w:t xml:space="preserve">&lt;deploy folder&gt;\                &lt;- this viewer (where deploy_viewer.ps1 -Dest copied it)</w:t>
       </w:r>
       <w:r>
         <w:br/>
@@ -2077,7 +2155,7 @@
         <w:rPr>
           <w:rStyle w:val="VerbatimChar"/>
         </w:rPr>
-        <w:t xml:space="preserve">├─ data\SMPL_MALE_clean.npz     ← SMPL 모델을 뷰어와 함께 둔 경우</w:t>
+        <w:t xml:space="preserve">├─ data\SMPL_MALE_clean.npz     &lt;- when the SMPL models are shipped with the viewer</w:t>
       </w:r>
       <w:r>
         <w:br/>
@@ -2184,7 +2262,7 @@
               <w:t xml:space="preserve"> </w:t>
             </w:r>
             <w:r>
-              <w:t xml:space="preserve">중요</w:t>
+              <w:t xml:space="preserve">Important</w:t>
             </w:r>
           </w:p>
         </w:tc>
@@ -2208,7 +2286,7 @@
               <w:spacing w:before="16" w:after="16"/>
             </w:pPr>
             <w:r>
-              <w:t xml:space="preserve">뷰어는 자기 옆의 폴더를 훑지 않는다. 번들을 보려면</w:t>
+              <w:t xml:space="preserve">The viewer does not scan the folders beside itself. To see bundles, set</w:t>
             </w:r>
             <w:r>
               <w:t xml:space="preserve"> </w:t>
@@ -2220,13 +2298,13 @@
               <w:t xml:space="preserve">SOMA_DATA_ROOT</w:t>
             </w:r>
             <w:r>
-              <w:t xml:space="preserve">를 설정하거나, 볼 폴더를</w:t>
+              <w:t xml:space="preserve">, or name</w:t>
             </w:r>
             <w:r>
               <w:t xml:space="preserve"> </w:t>
             </w:r>
             <w:r>
-              <w:t xml:space="preserve">직접 지정한다(아래 탐색 순서의 1).</w:t>
+              <w:t xml:space="preserve">the folder to look in (item 1 of the scan order below).</w:t>
             </w:r>
           </w:p>
           <w:p/>
@@ -2239,7 +2317,7 @@
         <w:ind w:firstLine="360"/>
       </w:pPr>
       <w:r>
-        <w:t xml:space="preserve">컬렉션에</w:t>
+        <w:t xml:space="preserve">When a collection ships an</w:t>
       </w:r>
       <w:r>
         <w:t xml:space="preserve"> </w:t>
@@ -2253,31 +2331,25 @@
         <w:t xml:space="preserve">INDEX.json</w:t>
       </w:r>
       <w:r>
-        <w:t xml:space="preserve">이 있으면 뷰어는 폴더를 일일이 뒤지지 않고 그 목록을 읽는다. run이 수천</w:t>
-      </w:r>
-      <w:r>
-        <w:t xml:space="preserve"> </w:t>
-      </w:r>
-      <w:r>
-        <w:t xml:space="preserve">개 있으면 폴더를 훑는 데는 수 분이 걸리지만(네트워크 드라이브에서는 더 오래) 목록 읽기는</w:t>
-      </w:r>
-      <w:r>
-        <w:t xml:space="preserve"> </w:t>
-      </w:r>
-      <w:r>
-        <w:t xml:space="preserve">순식간이다.</w:t>
-      </w:r>
-      <w:r>
-        <w:t xml:space="preserve"> </w:t>
-      </w:r>
-      <w:r>
-        <w:rPr>
-          <w:rStyle w:val="VerbatimChar"/>
-        </w:rPr>
-        <w:t xml:space="preserve">INDEX.json</w:t>
-      </w:r>
-      <w:r>
-        <w:t xml:space="preserve">이 없는 컬렉션은 예전처럼 폴더를 훑는다.</w:t>
+        <w:t xml:space="preserve">, the viewer reads that list instead of searching every</w:t>
+      </w:r>
+      <w:r>
+        <w:t xml:space="preserve"> </w:t>
+      </w:r>
+      <w:r>
+        <w:t xml:space="preserve">folder. With thousands of runs the difference is large — a folder walk takes minutes (longer on a network</w:t>
+      </w:r>
+      <w:r>
+        <w:t xml:space="preserve"> </w:t>
+      </w:r>
+      <w:r>
+        <w:t xml:space="preserve">drive), while reading the list is near-instant. Collections without one are searched folder by</w:t>
+      </w:r>
+      <w:r>
+        <w:t xml:space="preserve"> </w:t>
+      </w:r>
+      <w:r>
+        <w:t xml:space="preserve">folder as before.</w:t>
       </w:r>
     </w:p>
     <w:p>
@@ -2286,61 +2358,7 @@
         <w:ind w:firstLine="360"/>
       </w:pPr>
       <w:r>
-        <w:t xml:space="preserve">목록의 각 항목은 run 폴더 이름을</w:t>
-      </w:r>
-      <w:r>
-        <w:t xml:space="preserve"> </w:t>
-      </w:r>
-      <w:r>
-        <w:rPr>
-          <w:rStyle w:val="VerbatimChar"/>
-        </w:rPr>
-        <w:t xml:space="preserve">out_dir</w:t>
-      </w:r>
-      <w:r>
-        <w:t xml:space="preserve"> </w:t>
-      </w:r>
-      <w:r>
-        <w:t xml:space="preserve">·</w:t>
-      </w:r>
-      <w:r>
-        <w:t xml:space="preserve"> </w:t>
-      </w:r>
-      <w:r>
-        <w:rPr>
-          <w:rStyle w:val="VerbatimChar"/>
-        </w:rPr>
-        <w:t xml:space="preserve">relative_path</w:t>
-      </w:r>
-      <w:r>
-        <w:t xml:space="preserve"> </w:t>
-      </w:r>
-      <w:r>
-        <w:t xml:space="preserve">·</w:t>
-      </w:r>
-      <w:r>
-        <w:t xml:space="preserve"> </w:t>
-      </w:r>
-      <w:r>
-        <w:rPr>
-          <w:rStyle w:val="VerbatimChar"/>
-        </w:rPr>
-        <w:t xml:space="preserve">take</w:t>
-      </w:r>
-      <w:r>
-        <w:t xml:space="preserve"> </w:t>
-      </w:r>
-      <w:r>
-        <w:t xml:space="preserve">·</w:t>
-      </w:r>
-      <w:r>
-        <w:t xml:space="preserve"> </w:t>
-      </w:r>
-      <w:r>
-        <w:rPr>
-          <w:rStyle w:val="VerbatimChar"/>
-        </w:rPr>
-        <w:t xml:space="preserve">take_id</w:t>
+        <w:t xml:space="preserve">An entry may name its run folder in</w:t>
       </w:r>
       <w:r>
         <w:t xml:space="preserve"> </w:t>
@@ -2350,67 +2368,113 @@
           <w:b/>
           <w:bCs/>
         </w:rPr>
-        <w:t xml:space="preserve">중 아무</w:t>
+        <w:t xml:space="preserve">any</w:t>
+      </w:r>
+      <w:r>
+        <w:t xml:space="preserve"> </w:t>
+      </w:r>
+      <w:r>
+        <w:t xml:space="preserve">of</w:t>
+      </w:r>
+      <w:r>
+        <w:t xml:space="preserve"> </w:t>
+      </w:r>
+      <w:r>
+        <w:rPr>
+          <w:rStyle w:val="VerbatimChar"/>
+        </w:rPr>
+        <w:t xml:space="preserve">out_dir</w:t>
+      </w:r>
+      <w:r>
+        <w:t xml:space="preserve">,</w:t>
+      </w:r>
+      <w:r>
+        <w:t xml:space="preserve"> </w:t>
+      </w:r>
+      <w:r>
+        <w:rPr>
+          <w:rStyle w:val="VerbatimChar"/>
+        </w:rPr>
+        <w:t xml:space="preserve">relative_path</w:t>
+      </w:r>
+      <w:r>
+        <w:t xml:space="preserve">,</w:t>
+      </w:r>
+      <w:r>
+        <w:t xml:space="preserve"> </w:t>
+      </w:r>
+      <w:r>
+        <w:rPr>
+          <w:rStyle w:val="VerbatimChar"/>
+        </w:rPr>
+        <w:t xml:space="preserve">take</w:t>
+      </w:r>
+      <w:r>
+        <w:t xml:space="preserve"> </w:t>
+      </w:r>
+      <w:r>
+        <w:t xml:space="preserve">or</w:t>
+      </w:r>
+      <w:r>
+        <w:t xml:space="preserve"> </w:t>
+      </w:r>
+      <w:r>
+        <w:rPr>
+          <w:rStyle w:val="VerbatimChar"/>
+        </w:rPr>
+        <w:t xml:space="preserve">take_id</w:t>
+      </w:r>
+      <w:r>
+        <w:t xml:space="preserve">; all</w:t>
+      </w:r>
+      <w:r>
+        <w:t xml:space="preserve"> </w:t>
+      </w:r>
+      <w:r>
+        <w:t xml:space="preserve">four are read, so a catalog written by a different generator still works. If no entry names a folder,</w:t>
+      </w:r>
+      <w:r>
+        <w:t xml:space="preserve"> </w:t>
+      </w:r>
+      <w:r>
+        <w:t xml:space="preserve">the viewer says so on the console and falls back to searching. The runs found are the same either</w:t>
+      </w:r>
+      <w:r>
+        <w:t xml:space="preserve"> </w:t>
+      </w:r>
+      <w:r>
+        <w:t xml:space="preserve">way — only slower — so that line is the thing to check if filling the list suddenly takes minutes.</w:t>
+      </w:r>
+    </w:p>
+    <w:p>
+      <w:pPr>
+        <w:pStyle w:val="BodyText"/>
+        <w:ind w:firstLine="360"/>
+      </w:pPr>
+      <w:r>
+        <w:t xml:space="preserve">The viewer scans for run folders in this</w:t>
+      </w:r>
+      <w:r>
+        <w:t xml:space="preserve"> </w:t>
       </w:r>
       <w:r>
         <w:rPr>
           <w:b/>
           <w:bCs/>
         </w:rPr>
-        <w:t xml:space="preserve"> </w:t>
-      </w:r>
-      <w:r>
-        <w:rPr>
-          <w:b/>
-          <w:bCs/>
-        </w:rPr>
-        <w:t xml:space="preserve">필드로나</w:t>
-      </w:r>
-      <w:r>
-        <w:t xml:space="preserve"> </w:t>
-      </w:r>
-      <w:r>
-        <w:t xml:space="preserve">지정할 수 있다. 넷 다 읽으므로 생성기가 쓰는 이름이 달라도 그대로 동작한다. 어느 항목도</w:t>
-      </w:r>
-      <w:r>
-        <w:t xml:space="preserve"> </w:t>
-      </w:r>
-      <w:r>
-        <w:t xml:space="preserve">폴더를 지정하지 않으면 뷰어는 그 사실을 콘솔에 출력하고 폴더 훑기로 되돌아간다 — 결과는 같지만</w:t>
-      </w:r>
-      <w:r>
-        <w:t xml:space="preserve"> </w:t>
-      </w:r>
-      <w:r>
-        <w:t xml:space="preserve">느려지므로, 목록 채우기가 갑자기 느려졌다면 이 줄을 확인한다.</w:t>
-      </w:r>
-    </w:p>
-    <w:p>
-      <w:pPr>
-        <w:pStyle w:val="BodyText"/>
-        <w:ind w:firstLine="360"/>
-      </w:pPr>
-      <w:r>
-        <w:t xml:space="preserve">뷰어는 run 폴더를 다음</w:t>
-      </w:r>
-      <w:r>
-        <w:t xml:space="preserve"> </w:t>
-      </w:r>
-      <w:r>
-        <w:rPr>
-          <w:b/>
-          <w:bCs/>
-        </w:rPr>
-        <w:t xml:space="preserve">순서로 탐색</w:t>
-      </w:r>
-      <w:r>
-        <w:t xml:space="preserve">하며, 찾은 것을 모두 드롭다운에 모은다(같은 이름이면 먼저</w:t>
-      </w:r>
-      <w:r>
-        <w:t xml:space="preserve"> </w:t>
-      </w:r>
-      <w:r>
-        <w:t xml:space="preserve">찾은 것을 사용):</w:t>
+        <w:t xml:space="preserve">order</w:t>
+      </w:r>
+      <w:r>
+        <w:t xml:space="preserve"> </w:t>
+      </w:r>
+      <w:r>
+        <w:t xml:space="preserve">and pools everything it finds into the dropdown</w:t>
+      </w:r>
+      <w:r>
+        <w:t xml:space="preserve"> </w:t>
+      </w:r>
+      <w:r>
+        <w:t xml:space="preserve">(on a name clash the earlier root wins):</w:t>
       </w:r>
     </w:p>
     <w:p>
@@ -2422,19 +2486,22 @@
         </w:numPr>
       </w:pPr>
       <w:r>
-        <w:t xml:space="preserve">직접 지정한 폴더 — Blender 인자</w:t>
-      </w:r>
-      <w:r>
-        <w:t xml:space="preserve"> </w:t>
-      </w:r>
-      <w:r>
-        <w:rPr>
-          <w:rStyle w:val="VerbatimChar"/>
-        </w:rPr>
-        <w:t xml:space="preserve">-- --folder &lt;폴더&gt;</w:t>
-      </w:r>
-      <w:r>
-        <w:t xml:space="preserve">(여러 번 줄 수 있다) 또는 환경변수</w:t>
+        <w:t xml:space="preserve">a folder named explicitly — the Blender argument</w:t>
+      </w:r>
+      <w:r>
+        <w:t xml:space="preserve"> </w:t>
+      </w:r>
+      <w:r>
+        <w:rPr>
+          <w:rStyle w:val="VerbatimChar"/>
+        </w:rPr>
+        <w:t xml:space="preserve">-- --folder &lt;dir&gt;</w:t>
+      </w:r>
+      <w:r>
+        <w:t xml:space="preserve"> </w:t>
+      </w:r>
+      <w:r>
+        <w:t xml:space="preserve">(repeatable) or the</w:t>
       </w:r>
       <w:r>
         <w:t xml:space="preserve"> </w:t>
@@ -2444,6 +2511,12 @@
           <w:rStyle w:val="VerbatimChar"/>
         </w:rPr>
         <w:t xml:space="preserve">SOMA_VIEWER_DATASET</w:t>
+      </w:r>
+      <w:r>
+        <w:t xml:space="preserve"> </w:t>
+      </w:r>
+      <w:r>
+        <w:t xml:space="preserve">environment variable</w:t>
       </w:r>
     </w:p>
     <w:p>
@@ -2474,7 +2547,7 @@
           <w:b/>
           <w:bCs/>
         </w:rPr>
-        <w:t xml:space="preserve">이 PC의 번들 (기본 경로)</w:t>
+        <w:t xml:space="preserve">this PC’s bundles (the default)</w:t>
       </w:r>
     </w:p>
     <w:p>
@@ -2486,12 +2559,6 @@
         </w:numPr>
       </w:pPr>
       <w:r>
-        <w:t xml:space="preserve">뷰어 폴더 안의</w:t>
-      </w:r>
-      <w:r>
-        <w:t xml:space="preserve"> </w:t>
-      </w:r>
-      <w:r>
         <w:rPr>
           <w:rStyle w:val="VerbatimChar"/>
         </w:rPr>
@@ -2501,7 +2568,7 @@
         <w:t xml:space="preserve"> </w:t>
       </w:r>
       <w:r>
-        <w:t xml:space="preserve">(예비 사본용)</w:t>
+        <w:t xml:space="preserve">inside the viewer folder (for a fallback copy)</w:t>
       </w:r>
     </w:p>
     <w:p>
@@ -2510,19 +2577,28 @@
         <w:ind w:firstLine="360"/>
       </w:pPr>
       <w:r>
+        <w:t xml:space="preserve">With neither</w:t>
+      </w:r>
+      <w:r>
+        <w:t xml:space="preserve"> </w:t>
+      </w:r>
+      <w:r>
         <w:rPr>
           <w:rStyle w:val="VerbatimChar"/>
         </w:rPr>
         <w:t xml:space="preserve">SOMA_DATA_ROOT</w:t>
       </w:r>
       <w:r>
-        <w:t xml:space="preserve">도 없고 지정한 폴더도 없으면 뷰어는 무엇을 설정해야 하는지 콘솔에 적고 멈춘다.</w:t>
-      </w:r>
-      <w:r>
-        <w:t xml:space="preserve"> </w:t>
-      </w:r>
-      <w:r>
-        <w:t xml:space="preserve">SMPL 모델은 뷰어의</w:t>
+        <w:t xml:space="preserve"> </w:t>
+      </w:r>
+      <w:r>
+        <w:t xml:space="preserve">nor a named folder, the viewer says on the console what to set and</w:t>
+      </w:r>
+      <w:r>
+        <w:t xml:space="preserve"> </w:t>
+      </w:r>
+      <w:r>
+        <w:t xml:space="preserve">stops. SMPL models are looked for in the viewer’s</w:t>
       </w:r>
       <w:r>
         <w:t xml:space="preserve"> </w:t>
@@ -2534,7 +2610,7 @@
         <w:t xml:space="preserve">data\</w:t>
       </w:r>
       <w:r>
-        <w:t xml:space="preserve">, 그다음</w:t>
+        <w:t xml:space="preserve">, then</w:t>
       </w:r>
       <w:r>
         <w:t xml:space="preserve"> </w:t>
@@ -2546,7 +2622,7 @@
         <w:t xml:space="preserve">SOMA_BODY_MODEL_DIR</w:t>
       </w:r>
       <w:r>
-        <w:t xml:space="preserve">, 없으면</w:t>
+        <w:t xml:space="preserve">, else</w:t>
       </w:r>
       <w:r>
         <w:t xml:space="preserve"> </w:t>
@@ -2558,10 +2634,7 @@
         <w:t xml:space="preserve">SOMA_DATA_ROOT\body_models\smpl</w:t>
       </w:r>
       <w:r>
-        <w:t xml:space="preserve"> </w:t>
-      </w:r>
-      <w:r>
-        <w:t xml:space="preserve">에서 찾는다.</w:t>
+        <w:t xml:space="preserve">.</w:t>
       </w:r>
     </w:p>
     <w:p>
@@ -2574,10 +2647,10 @@
           <w:b/>
           <w:bCs/>
         </w:rPr>
-        <w:t xml:space="preserve">새 run 추가</w:t>
-      </w:r>
-      <w:r>
-        <w:t xml:space="preserve">:</w:t>
+        <w:t xml:space="preserve">Adding a run</w:t>
+      </w:r>
+      <w:r>
+        <w:t xml:space="preserve">: a bundle</w:t>
       </w:r>
       <w:r>
         <w:t xml:space="preserve"> </w:t>
@@ -2589,7 +2662,10 @@
         <w:t xml:space="preserve">soma-synth run</w:t>
       </w:r>
       <w:r>
-        <w:t xml:space="preserve">으로 번들을 만들면</w:t>
+        <w:t xml:space="preserve"> </w:t>
+      </w:r>
+      <w:r>
+        <w:t xml:space="preserve">makes lands under</w:t>
       </w:r>
       <w:r>
         <w:t xml:space="preserve"> </w:t>
@@ -2604,19 +2680,13 @@
         <w:t xml:space="preserve"> </w:t>
       </w:r>
       <w:r>
-        <w:t xml:space="preserve">아래에 생기고 다음 실행 때(또는</w:t>
-      </w:r>
-      <w:r>
-        <w:t xml:space="preserve"> </w:t>
-      </w:r>
-      <w:r>
-        <w:t xml:space="preserve">드롭다운을 열 때) 나타난다. 다른 곳의 run은 그 폴더를 1번 방법으로 지정한다.</w:t>
-      </w:r>
-      <w:r>
-        <w:t xml:space="preserve"> </w:t>
-      </w:r>
-      <w:r>
-        <w:t xml:space="preserve">run 폴더에는</w:t>
+        <w:t xml:space="preserve">and appears on the next</w:t>
+      </w:r>
+      <w:r>
+        <w:t xml:space="preserve"> </w:t>
+      </w:r>
+      <w:r>
+        <w:t xml:space="preserve">launch (or when the dropdown is opened). Runs elsewhere are shown by naming their folder as in item 1. A run folder needs</w:t>
       </w:r>
       <w:r>
         <w:t xml:space="preserve"> </w:t>
@@ -2640,7 +2710,34 @@
         <w:t xml:space="preserve">large_reference.npz</w:t>
       </w:r>
       <w:r>
-        <w:t xml:space="preserve">, 그리고 체형(</w:t>
+        <w:t xml:space="preserve">, and an</w:t>
+      </w:r>
+      <w:r>
+        <w:t xml:space="preserve"> </w:t>
+      </w:r>
+      <w:r>
+        <w:rPr>
+          <w:rStyle w:val="VerbatimChar"/>
+        </w:rPr>
+        <w:t xml:space="preserve">anthro_reference.npz</w:t>
+      </w:r>
+      <w:r>
+        <w:t xml:space="preserve"> </w:t>
+      </w:r>
+      <w:r>
+        <w:t xml:space="preserve">(older bundles:</w:t>
+      </w:r>
+      <w:r>
+        <w:t xml:space="preserve"> </w:t>
+      </w:r>
+      <w:r>
+        <w:rPr>
+          <w:rStyle w:val="VerbatimChar"/>
+        </w:rPr>
+        <w:t xml:space="preserve">development_reference.npz</w:t>
+      </w:r>
+      <w:r>
+        <w:t xml:space="preserve">) carrying the shape (</w:t>
       </w:r>
       <w:r>
         <w:rPr>
@@ -2649,7 +2746,10 @@
         <w:t xml:space="preserve">betas</w:t>
       </w:r>
       <w:r>
-        <w:t xml:space="preserve">·</w:t>
+        <w:t xml:space="preserve">,</w:t>
+      </w:r>
+      <w:r>
+        <w:t xml:space="preserve"> </w:t>
       </w:r>
       <w:r>
         <w:rPr>
@@ -2658,31 +2758,7 @@
         <w:t xml:space="preserve">gender</w:t>
       </w:r>
       <w:r>
-        <w:t xml:space="preserve">)을 담은</w:t>
-      </w:r>
-      <w:r>
-        <w:t xml:space="preserve"> </w:t>
-      </w:r>
-      <w:r>
-        <w:rPr>
-          <w:rStyle w:val="VerbatimChar"/>
-        </w:rPr>
-        <w:t xml:space="preserve">anthro_reference.npz</w:t>
-      </w:r>
-      <w:r>
-        <w:t xml:space="preserve">(구버전은</w:t>
-      </w:r>
-      <w:r>
-        <w:t xml:space="preserve"> </w:t>
-      </w:r>
-      <w:r>
-        <w:rPr>
-          <w:rStyle w:val="VerbatimChar"/>
-        </w:rPr>
-        <w:t xml:space="preserve">development_reference.npz</w:t>
-      </w:r>
-      <w:r>
-        <w:t xml:space="preserve">)가 있어야 한다.</w:t>
+        <w:t xml:space="preserve">).</w:t>
       </w:r>
     </w:p>
     <w:p>
@@ -2695,7 +2771,7 @@
           <w:b/>
           <w:bCs/>
         </w:rPr>
-        <w:t xml:space="preserve">체형은 피험자 성별에 맞는 모델로 그린다.</w:t>
+        <w:t xml:space="preserve">The body is drawn on the model matching the subject’s gender.</w:t>
       </w:r>
       <w:r>
         <w:t xml:space="preserve"> </w:t>
@@ -2707,13 +2783,22 @@
         <w:t xml:space="preserve">betas</w:t>
       </w:r>
       <w:r>
-        <w:t xml:space="preserve">는 자기 성별 모델의 형상 공간 값이라,</w:t>
-      </w:r>
-      <w:r>
-        <w:t xml:space="preserve"> </w:t>
-      </w:r>
-      <w:r>
-        <w:t xml:space="preserve">여성 피험자를 남성 모델에 얹으면 근사가 아니라</w:t>
+        <w:t xml:space="preserve"> </w:t>
+      </w:r>
+      <w:r>
+        <w:t xml:space="preserve">live in the shape space of</w:t>
+      </w:r>
+      <w:r>
+        <w:t xml:space="preserve"> </w:t>
+      </w:r>
+      <w:r>
+        <w:t xml:space="preserve">their own gendered model, so putting a woman’s betas on the male template does not approximate her</w:t>
+      </w:r>
+      <w:r>
+        <w:t xml:space="preserve"> </w:t>
+      </w:r>
+      <w:r>
+        <w:t xml:space="preserve">body — it draws</w:t>
       </w:r>
       <w:r>
         <w:t xml:space="preserve"> </w:t>
@@ -2723,16 +2808,13 @@
           <w:b/>
           <w:bCs/>
         </w:rPr>
-        <w:t xml:space="preserve">다른 사람의 몸</w:t>
-      </w:r>
-      <w:r>
-        <w:t xml:space="preserve">이 된다(실측 차이 약 23 cm).</w:t>
-      </w:r>
-      <w:r>
-        <w:t xml:space="preserve"> </w:t>
-      </w:r>
-      <w:r>
-        <w:t xml:space="preserve">뷰어는</w:t>
+        <w:t xml:space="preserve">a different one</w:t>
+      </w:r>
+      <w:r>
+        <w:t xml:space="preserve"> </w:t>
+      </w:r>
+      <w:r>
+        <w:t xml:space="preserve">(measured ~23 cm apart). The viewer reads</w:t>
       </w:r>
       <w:r>
         <w:t xml:space="preserve"> </w:t>
@@ -2744,7 +2826,10 @@
         <w:t xml:space="preserve">gender</w:t>
       </w:r>
       <w:r>
-        <w:t xml:space="preserve">를 읽어</w:t>
+        <w:t xml:space="preserve"> </w:t>
+      </w:r>
+      <w:r>
+        <w:t xml:space="preserve">and picks</w:t>
       </w:r>
       <w:r>
         <w:t xml:space="preserve"> </w:t>
@@ -2759,7 +2844,7 @@
         <w:t xml:space="preserve"> </w:t>
       </w:r>
       <w:r>
-        <w:t xml:space="preserve">/</w:t>
+        <w:t xml:space="preserve">or</w:t>
       </w:r>
       <w:r>
         <w:t xml:space="preserve"> </w:t>
@@ -2771,13 +2856,13 @@
         <w:t xml:space="preserve">SMPL_MALE_clean.npz</w:t>
       </w:r>
       <w:r>
-        <w:t xml:space="preserve">를 고른다. 해당 모델이</w:t>
-      </w:r>
-      <w:r>
-        <w:t xml:space="preserve"> </w:t>
-      </w:r>
-      <w:r>
-        <w:t xml:space="preserve">없는 배포본에서는 남성 모델로 대체하되</w:t>
+        <w:t xml:space="preserve">. A deployment carrying only one of them falls back</w:t>
+      </w:r>
+      <w:r>
+        <w:t xml:space="preserve"> </w:t>
+      </w:r>
+      <w:r>
+        <w:t xml:space="preserve">to it</w:t>
       </w:r>
       <w:r>
         <w:t xml:space="preserve"> </w:t>
@@ -2787,19 +2872,13 @@
           <w:b/>
           <w:bCs/>
         </w:rPr>
-        <w:t xml:space="preserve">콘솔에 그 사실을 출력한다</w:t>
-      </w:r>
-      <w:r>
-        <w:t xml:space="preserve"> </w:t>
-      </w:r>
-      <w:r>
-        <w:t xml:space="preserve">— 그때 화면의 체형은 그</w:t>
-      </w:r>
-      <w:r>
-        <w:t xml:space="preserve"> </w:t>
-      </w:r>
-      <w:r>
-        <w:t xml:space="preserve">피험자의 것이 아니다.</w:t>
+        <w:t xml:space="preserve">and says so on the console</w:t>
+      </w:r>
+      <w:r>
+        <w:t xml:space="preserve"> </w:t>
+      </w:r>
+      <w:r>
+        <w:t xml:space="preserve">— the shape on screen is then not that subject’s.</w:t>
       </w:r>
     </w:p>
     <w:p>
@@ -2808,7 +2887,7 @@
         <w:ind w:firstLine="360"/>
       </w:pPr>
       <w:r>
-        <w:t xml:space="preserve">관절</w:t>
+        <w:t xml:space="preserve">Datasets prefix the joint</w:t>
       </w:r>
       <w:r>
         <w:t xml:space="preserve"> </w:t>
@@ -2818,13 +2897,19 @@
           <w:b/>
           <w:bCs/>
         </w:rPr>
-        <w:t xml:space="preserve">회전</w:t>
-      </w:r>
-      <w:r>
-        <w:t xml:space="preserve"> </w:t>
-      </w:r>
-      <w:r>
-        <w:t xml:space="preserve">배열은 데이터셋마다 이름 앞에 출처를 붙인다(</w:t>
+        <w:t xml:space="preserve">rotation</w:t>
+      </w:r>
+      <w:r>
+        <w:t xml:space="preserve"> </w:t>
+      </w:r>
+      <w:r>
+        <w:t xml:space="preserve">array with their own source name</w:t>
+      </w:r>
+      <w:r>
+        <w:t xml:space="preserve"> </w:t>
+      </w:r>
+      <w:r>
+        <w:t xml:space="preserve">(</w:t>
       </w:r>
       <w:r>
         <w:rPr>
@@ -2845,10 +2930,28 @@
         <w:t xml:space="preserve">smpl_global_orientation_world</w:t>
       </w:r>
       <w:r>
-        <w:t xml:space="preserve"> </w:t>
-      </w:r>
-      <w:r>
-        <w:t xml:space="preserve">등). 뷰어는 이름을 하나로 못박지 않고</w:t>
+        <w:t xml:space="preserve">, …). The viewer does not</w:t>
+      </w:r>
+      <w:r>
+        <w:t xml:space="preserve"> </w:t>
+      </w:r>
+      <w:r>
+        <w:t xml:space="preserve">hard-code one name: it takes any</w:t>
+      </w:r>
+      <w:r>
+        <w:t xml:space="preserve"> </w:t>
+      </w:r>
+      <w:r>
+        <w:rPr>
+          <w:rStyle w:val="VerbatimChar"/>
+        </w:rPr>
+        <w:t xml:space="preserve">[T,24,4]</w:t>
+      </w:r>
+      <w:r>
+        <w:t xml:space="preserve"> </w:t>
+      </w:r>
+      <w:r>
+        <w:t xml:space="preserve">array starting with</w:t>
       </w:r>
       <w:r>
         <w:t xml:space="preserve"> </w:t>
@@ -2860,28 +2963,7 @@
         <w:t xml:space="preserve">smpl_global_orientation</w:t>
       </w:r>
       <w:r>
-        <w:t xml:space="preserve">으로</w:t>
-      </w:r>
-      <w:r>
-        <w:t xml:space="preserve"> </w:t>
-      </w:r>
-      <w:r>
-        <w:t xml:space="preserve">시작하는</w:t>
-      </w:r>
-      <w:r>
-        <w:t xml:space="preserve"> </w:t>
-      </w:r>
-      <w:r>
-        <w:rPr>
-          <w:rStyle w:val="VerbatimChar"/>
-        </w:rPr>
-        <w:t xml:space="preserve">[T,24,4]</w:t>
-      </w:r>
-      <w:r>
-        <w:t xml:space="preserve"> </w:t>
-      </w:r>
-      <w:r>
-        <w:t xml:space="preserve">배열을 찾으므로,</w:t>
+        <w:t xml:space="preserve">, so</w:t>
       </w:r>
       <w:r>
         <w:t xml:space="preserve"> </w:t>
@@ -2891,13 +2973,24 @@
           <w:b/>
           <w:bCs/>
         </w:rPr>
-        <w:t xml:space="preserve">규약을 따르는 다른 데이터셋도 코드 수정 없이</w:t>
-      </w:r>
-      <w:r>
-        <w:t xml:space="preserve"> </w:t>
-      </w:r>
-      <w:r>
-        <w:t xml:space="preserve">열린다.</w:t>
+        <w:t xml:space="preserve">any</w:t>
+      </w:r>
+      <w:r>
+        <w:rPr>
+          <w:b/>
+          <w:bCs/>
+        </w:rPr>
+        <w:t xml:space="preserve"> </w:t>
+      </w:r>
+      <w:r>
+        <w:rPr>
+          <w:b/>
+          <w:bCs/>
+        </w:rPr>
+        <w:t xml:space="preserve">dataset following the contract opens without a code change</w:t>
+      </w:r>
+      <w:r>
+        <w:t xml:space="preserve">.</w:t>
       </w:r>
     </w:p>
     <w:p>
@@ -2906,7 +2999,7 @@
         <w:ind w:firstLine="360"/>
       </w:pPr>
       <w:r>
-        <w:t xml:space="preserve">또</w:t>
+        <w:t xml:space="preserve">It also needs a</w:t>
       </w:r>
       <w:r>
         <w:t xml:space="preserve"> </w:t>
@@ -2916,10 +3009,19 @@
           <w:b/>
           <w:bCs/>
         </w:rPr>
-        <w:t xml:space="preserve">루트 이동값</w:t>
-      </w:r>
-      <w:r>
-        <w:t xml:space="preserve">(몸이 공간에서 움직이는 궤적)을 다음 순서로 찾는다:</w:t>
+        <w:t xml:space="preserve">root translation</w:t>
+      </w:r>
+      <w:r>
+        <w:t xml:space="preserve"> </w:t>
+      </w:r>
+      <w:r>
+        <w:t xml:space="preserve">— the trajectory the body follows through the world — and looks</w:t>
+      </w:r>
+      <w:r>
+        <w:t xml:space="preserve"> </w:t>
+      </w:r>
+      <w:r>
+        <w:t xml:space="preserve">for it in this order:</w:t>
       </w:r>
     </w:p>
     <w:p>
@@ -2934,19 +3036,22 @@
         <w:rPr>
           <w:rStyle w:val="VerbatimChar"/>
         </w:rPr>
+        <w:t xml:space="preserve">smpl_trans</w:t>
+      </w:r>
+      <w:r>
+        <w:t xml:space="preserve"> </w:t>
+      </w:r>
+      <w:r>
+        <w:t xml:space="preserve">in</w:t>
+      </w:r>
+      <w:r>
+        <w:t xml:space="preserve"> </w:t>
+      </w:r>
+      <w:r>
+        <w:rPr>
+          <w:rStyle w:val="VerbatimChar"/>
+        </w:rPr>
         <w:t xml:space="preserve">anthro_reference.npz</w:t>
-      </w:r>
-      <w:r>
-        <w:t xml:space="preserve">의</w:t>
-      </w:r>
-      <w:r>
-        <w:t xml:space="preserve"> </w:t>
-      </w:r>
-      <w:r>
-        <w:rPr>
-          <w:rStyle w:val="VerbatimChar"/>
-        </w:rPr>
-        <w:t xml:space="preserve">smpl_trans</w:t>
       </w:r>
     </w:p>
     <w:p>
@@ -2961,25 +3066,28 @@
         <w:rPr>
           <w:rStyle w:val="VerbatimChar"/>
         </w:rPr>
+        <w:t xml:space="preserve">smpl_trans</w:t>
+      </w:r>
+      <w:r>
+        <w:t xml:space="preserve"> </w:t>
+      </w:r>
+      <w:r>
+        <w:t xml:space="preserve">in</w:t>
+      </w:r>
+      <w:r>
+        <w:t xml:space="preserve"> </w:t>
+      </w:r>
+      <w:r>
+        <w:rPr>
+          <w:rStyle w:val="VerbatimChar"/>
+        </w:rPr>
         <w:t xml:space="preserve">large_reference.npz</w:t>
       </w:r>
       <w:r>
-        <w:t xml:space="preserve">의</w:t>
-      </w:r>
-      <w:r>
-        <w:t xml:space="preserve"> </w:t>
-      </w:r>
-      <w:r>
-        <w:rPr>
-          <w:rStyle w:val="VerbatimChar"/>
-        </w:rPr>
-        <w:t xml:space="preserve">smpl_trans</w:t>
-      </w:r>
-      <w:r>
-        <w:t xml:space="preserve"> </w:t>
-      </w:r>
-      <w:r>
-        <w:t xml:space="preserve">— 게시될 경우의 정식 위치</w:t>
+        <w:t xml:space="preserve"> </w:t>
+      </w:r>
+      <w:r>
+        <w:t xml:space="preserve">— the canonical home once it is published there</w:t>
       </w:r>
     </w:p>
     <w:p>
@@ -2997,10 +3105,7 @@
         <w:t xml:space="preserve">smpl_root_translation.npz</w:t>
       </w:r>
       <w:r>
-        <w:t xml:space="preserve"> </w:t>
-      </w:r>
-      <w:r>
-        <w:t xml:space="preserve">(원본에서 복원한 보조 파일)</w:t>
+        <w:t xml:space="preserve">, a companion file recovered from the source recording</w:t>
       </w:r>
     </w:p>
     <w:p>
@@ -3012,7 +3117,16 @@
         </w:numPr>
       </w:pPr>
       <w:r>
-        <w:t xml:space="preserve">같은 폴더의</w:t>
+        <w:rPr>
+          <w:rStyle w:val="VerbatimChar"/>
+        </w:rPr>
+        <w:t xml:space="preserve">trans</w:t>
+      </w:r>
+      <w:r>
+        <w:t xml:space="preserve"> </w:t>
+      </w:r>
+      <w:r>
+        <w:t xml:space="preserve">in a</w:t>
       </w:r>
       <w:r>
         <w:t xml:space="preserve"> </w:t>
@@ -3024,16 +3138,10 @@
         <w:t xml:space="preserve">*_smplx.npz</w:t>
       </w:r>
       <w:r>
-        <w:t xml:space="preserve">의</w:t>
-      </w:r>
-      <w:r>
-        <w:t xml:space="preserve"> </w:t>
-      </w:r>
-      <w:r>
-        <w:rPr>
-          <w:rStyle w:val="VerbatimChar"/>
-        </w:rPr>
-        <w:t xml:space="preserve">trans</w:t>
+        <w:t xml:space="preserve"> </w:t>
+      </w:r>
+      <w:r>
+        <w:t xml:space="preserve">in the same folder</w:t>
       </w:r>
     </w:p>
     <w:p>
@@ -3049,13 +3157,16 @@
           <w:b/>
           <w:bCs/>
         </w:rPr>
-        <w:t xml:space="preserve">없으면 «제자리»로 재생</w:t>
-      </w:r>
-      <w:r>
-        <w:t xml:space="preserve"> </w:t>
-      </w:r>
-      <w:r>
-        <w:t xml:space="preserve">— 자세와 IMU 축은 정확하지만 공간 이동만 빠진다</w:t>
+        <w:t xml:space="preserve">none of them → the take plays in place</w:t>
+      </w:r>
+      <w:r>
+        <w:t xml:space="preserve">: pose and IMU frames are still exact, only the travel</w:t>
+      </w:r>
+      <w:r>
+        <w:t xml:space="preserve"> </w:t>
+      </w:r>
+      <w:r>
+        <w:t xml:space="preserve">through the world is missing</w:t>
       </w:r>
     </w:p>
     <w:p>
@@ -3064,7 +3175,7 @@
         <w:ind w:firstLine="360"/>
       </w:pPr>
       <w:r>
-        <w:t xml:space="preserve">5번일 때는 패널에</w:t>
+        <w:t xml:space="preserve">In case 5 the panel shows</w:t>
       </w:r>
       <w:r>
         <w:t xml:space="preserve"> </w:t>
@@ -3077,16 +3188,7 @@
         <w:t xml:space="preserve">“no root translation — playing in place”</w:t>
       </w:r>
       <w:r>
-        <w:t xml:space="preserve"> </w:t>
-      </w:r>
-      <w:r>
-        <w:t xml:space="preserve">경고가 표시된다. 조용히 넘어가지</w:t>
-      </w:r>
-      <w:r>
-        <w:t xml:space="preserve"> </w:t>
-      </w:r>
-      <w:r>
-        <w:t xml:space="preserve">않는다.</w:t>
+        <w:t xml:space="preserve">. It is never silent.</w:t>
       </w:r>
     </w:p>
     <w:tbl>
@@ -3175,7 +3277,7 @@
               <w:t xml:space="preserve"> </w:t>
             </w:r>
             <w:r>
-              <w:t xml:space="preserve">경고</w:t>
+              <w:t xml:space="preserve">Warning</w:t>
             </w:r>
           </w:p>
         </w:tc>
@@ -3199,13 +3301,23 @@
               <w:spacing w:before="16" w:after="16"/>
             </w:pPr>
             <w:r>
+              <w:t xml:space="preserve">Do</w:t>
+            </w:r>
+            <w:r>
+              <w:t xml:space="preserve"> </w:t>
+            </w:r>
+            <w:r>
               <w:rPr>
-                <w:rStyle w:val="VerbatimChar"/>
+                <w:b/>
+                <w:bCs/>
               </w:rPr>
-              <w:t xml:space="preserve">large_reference.npz</w:t>
-            </w:r>
-            <w:r>
-              <w:t xml:space="preserve">의</w:t>
+              <w:t xml:space="preserve">not</w:t>
+            </w:r>
+            <w:r>
+              <w:t xml:space="preserve"> </w:t>
+            </w:r>
+            <w:r>
+              <w:t xml:space="preserve">assume</w:t>
             </w:r>
             <w:r>
               <w:t xml:space="preserve"> </w:t>
@@ -3217,7 +3329,16 @@
               <w:t xml:space="preserve">pelvis_position_world_aux</w:t>
             </w:r>
             <w:r>
-              <w:t xml:space="preserve">를 이동값으로</w:t>
+              <w:t xml:space="preserve"> </w:t>
+            </w:r>
+            <w:r>
+              <w:t xml:space="preserve">is the translation. In AMASS bundles it happens to equal</w:t>
+            </w:r>
+            <w:r>
+              <w:t xml:space="preserve"> </w:t>
+            </w:r>
+            <w:r>
+              <w:t xml:space="preserve">it; in PRISM ones it is the pelvis</w:t>
             </w:r>
             <w:r>
               <w:t xml:space="preserve"> </w:t>
@@ -3227,38 +3348,19 @@
                 <w:b/>
                 <w:bCs/>
               </w:rPr>
-              <w:t xml:space="preserve">가정하면 안 된다</w:t>
-            </w:r>
-            <w:r>
-              <w:t xml:space="preserve">. AMASS</w:t>
+              <w:t xml:space="preserve">marker</w:t>
             </w:r>
             <w:r>
               <w:t xml:space="preserve"> </w:t>
             </w:r>
             <w:r>
-              <w:t xml:space="preserve">번들에서는 이 값이 루트 이동값과 같지만, PRISM에서는 골반</w:t>
+              <w:t xml:space="preserve">and drifts from the SMPL root by up to ~0.1 m over time.</w:t>
             </w:r>
             <w:r>
               <w:t xml:space="preserve"> </w:t>
             </w:r>
             <w:r>
-              <w:rPr>
-                <w:b/>
-                <w:bCs/>
-              </w:rPr>
-              <w:t xml:space="preserve">마커</w:t>
-            </w:r>
-            <w:r>
-              <w:t xml:space="preserve"> </w:t>
-            </w:r>
-            <w:r>
-              <w:t xml:space="preserve">위치라 시간에 따라 최대 약</w:t>
-            </w:r>
-            <w:r>
-              <w:t xml:space="preserve"> </w:t>
-            </w:r>
-            <w:r>
-              <w:t xml:space="preserve">0.1 m 어긋난다. 같은 이름이 데이터셋마다 다른 뜻이므로, 데이터셋별 판단은</w:t>
+              <w:t xml:space="preserve">The same field name means different things per dataset, so</w:t>
             </w:r>
             <w:r>
               <w:t xml:space="preserve"> </w:t>
@@ -3270,7 +3372,16 @@
               <w:t xml:space="preserve">scripts/poc/enrich_root_translation.py</w:t>
             </w:r>
             <w:r>
-              <w:t xml:space="preserve">가 원본을 확인해 3번 보조 파일로 만들어 둔다.</w:t>
+              <w:t xml:space="preserve"> </w:t>
+            </w:r>
+            <w:r>
+              <w:t xml:space="preserve">settles it against each run’s source recording and writes</w:t>
+            </w:r>
+            <w:r>
+              <w:t xml:space="preserve"> </w:t>
+            </w:r>
+            <w:r>
+              <w:t xml:space="preserve">the companion file in step 3.</w:t>
             </w:r>
           </w:p>
           <w:p/>
@@ -3371,7 +3482,7 @@
               <w:t xml:space="preserve"> </w:t>
             </w:r>
             <w:r>
-              <w:t xml:space="preserve">노트</w:t>
+              <w:t xml:space="preserve">Note</w:t>
             </w:r>
           </w:p>
         </w:tc>
@@ -3395,13 +3506,13 @@
               <w:spacing w:before="16" w:after="16"/>
             </w:pPr>
             <w:r>
-              <w:t xml:space="preserve">긴 take는 로드가 오래 걸린다. 10초(1,000프레임)짜리는 몇 초, 2분(13,000프레임)짜리는 1분 정도</w:t>
+              <w:t xml:space="preserve">Long takes take longer to load: a 10 s take (1,000 frames) is a few seconds, a 2 min take (13,000</w:t>
             </w:r>
             <w:r>
               <w:t xml:space="preserve"> </w:t>
             </w:r>
             <w:r>
-              <w:t xml:space="preserve">걸린 뒤 재생이 시작된다. 프레임 수에 대체로 비례한다.</w:t>
+              <w:t xml:space="preserve">frames) about a minute before playback starts, roughly in proportion to the frame count.</w:t>
             </w:r>
           </w:p>
           <w:p/>
@@ -3409,13 +3520,13 @@
       </w:tr>
     </w:tbl>
     <w:bookmarkEnd w:id="940"/>
-    <w:bookmarkStart w:id="941" w:name="라이선스-배포-주의"/>
+    <w:bookmarkStart w:id="941" w:name="license-and-distribution-notice"/>
     <w:p>
       <w:pPr>
         <w:pStyle w:val="Heading1"/>
       </w:pPr>
       <w:r>
-        <w:t xml:space="preserve">6. 라이선스 · 배포 주의</w:t>
+        <w:t xml:space="preserve">6. License and distribution notice</w:t>
       </w:r>
     </w:p>
     <w:p>
@@ -3427,7 +3538,7 @@
         </w:numPr>
       </w:pPr>
       <w:r>
-        <w:t xml:space="preserve">이 뷰어의 인체는</w:t>
+        <w:t xml:space="preserve">The body in this viewer is derived from the</w:t>
       </w:r>
       <w:r>
         <w:t xml:space="preserve"> </w:t>
@@ -3440,7 +3551,10 @@
         <w:t xml:space="preserve">MPI SMPL body model</w:t>
       </w:r>
       <w:r>
-        <w:t xml:space="preserve">(비상업 연구용,</w:t>
+        <w:t xml:space="preserve"> </w:t>
+      </w:r>
+      <w:r>
+        <w:t xml:space="preserve">(non-commercial research use,</w:t>
       </w:r>
       <w:r>
         <w:t xml:space="preserve"> </w:t>
@@ -3450,16 +3564,10 @@
           <w:b/>
           <w:bCs/>
         </w:rPr>
-        <w:t xml:space="preserve">재배포 금지</w:t>
-      </w:r>
-      <w:r>
-        <w:t xml:space="preserve">)에서 파생된 결과물이다.</w:t>
-      </w:r>
-      <w:r>
-        <w:t xml:space="preserve"> </w:t>
-      </w:r>
-      <w:r>
-        <w:t xml:space="preserve">외부·공개 배포는 금지되며,</w:t>
+        <w:t xml:space="preserve">redistribution prohibited</w:t>
+      </w:r>
+      <w:r>
+        <w:t xml:space="preserve">). Public or external distribution is forbidden; use it only on</w:t>
       </w:r>
       <w:r>
         <w:t xml:space="preserve"> </w:t>
@@ -3469,10 +3577,7 @@
           <w:b/>
           <w:bCs/>
         </w:rPr>
-        <w:t xml:space="preserve">같은 연구 라이선스를 보유한 본인/연구실 내부 컴퓨터</w:t>
-      </w:r>
-      <w:r>
-        <w:t xml:space="preserve">에서만 사용한다</w:t>
+        <w:t xml:space="preserve">internal computers held by license-holders in your lab</w:t>
       </w:r>
       <w:r>
         <w:t xml:space="preserve"> </w:t>
@@ -3490,7 +3595,7 @@
         </w:numPr>
       </w:pPr>
       <w:r>
-        <w:t xml:space="preserve">Blender는 GPL 라이선스로 재배포가 허용된다.</w:t>
+        <w:t xml:space="preserve">Blender is GPL-licensed and may be redistributed.</w:t>
       </w:r>
     </w:p>
     <w:p>
@@ -3502,7 +3607,7 @@
         </w:numPr>
       </w:pPr>
       <w:r>
-        <w:t xml:space="preserve">폴더 전체를 복사해 다른</w:t>
+        <w:t xml:space="preserve">You may copy the whole folder to another</w:t>
       </w:r>
       <w:r>
         <w:t xml:space="preserve"> </w:t>
@@ -3512,13 +3617,13 @@
           <w:b/>
           <w:bCs/>
         </w:rPr>
-        <w:t xml:space="preserve">내부</w:t>
-      </w:r>
-      <w:r>
-        <w:t xml:space="preserve"> </w:t>
-      </w:r>
-      <w:r>
-        <w:t xml:space="preserve">Windows PC로 옮겨 실행할 수 있다.</w:t>
+        <w:t xml:space="preserve">internal</w:t>
+      </w:r>
+      <w:r>
+        <w:t xml:space="preserve"> </w:t>
+      </w:r>
+      <w:r>
+        <w:t xml:space="preserve">Windows PC and run it there.</w:t>
       </w:r>
     </w:p>
     <w:bookmarkEnd w:id="941"/>
@@ -4038,7 +4143,7 @@
         <w:rFonts w:asciiTheme="minorHAnsi" w:cstheme="minorBidi" w:eastAsiaTheme="minorHAnsi" w:hAnsiTheme="minorHAnsi"/>
         <w:sz w:val="20"/>
         <w:szCs w:val="20"/>
-        <w:lang w:bidi="ar-SA" w:eastAsia="ko" w:val="en-US"/>
+        <w:lang w:bidi="ar-SA" w:eastAsia="en-US" w:val="en"/>
       </w:rPr>
     </w:rPrDefault>
     <w:pPrDefault>

--- a/docs/manual/viewer_manual.docx
+++ b/docs/manual/viewer_manual.docx
@@ -3751,7 +3751,7 @@
         <w:color w:val="1F4E79"/>
         <w:sz w:val="16"/>
       </w:rPr>
-      <w:t xml:space="preserve">SOMA Small Large 명세서</w:t>
+      <w:t xml:space="preserve">SOMA Small Large Specification</w:t>
     </w:r>
     <w:r>
       <w:rPr>
